--- a/tillsyn/A 19705-2022 tillsynsbegäran.docx
+++ b/tillsyn/A 19705-2022 tillsynsbegäran.docx
@@ -493,7 +493,7 @@
     <w:r>
       <w:tab/>
       <w:tab/>
-      <w:t>2026-04-14</w:t>
+      <w:t>2026-04-15</w:t>
       <w:br/>
       <w:br/>
     </w:r>

--- a/tillsyn/A 19705-2022 tillsynsbegäran.docx
+++ b/tillsyn/A 19705-2022 tillsynsbegäran.docx
@@ -493,7 +493,7 @@
     <w:r>
       <w:tab/>
       <w:tab/>
-      <w:t>2026-04-15</w:t>
+      <w:t>2026-04-16</w:t>
       <w:br/>
       <w:br/>
     </w:r>

--- a/tillsyn/A 19705-2022 tillsynsbegäran.docx
+++ b/tillsyn/A 19705-2022 tillsynsbegäran.docx
@@ -493,7 +493,7 @@
     <w:r>
       <w:tab/>
       <w:tab/>
-      <w:t>2026-04-16</w:t>
+      <w:t>2026-04-17</w:t>
       <w:br/>
       <w:br/>
     </w:r>

--- a/tillsyn/A 19705-2022 tillsynsbegäran.docx
+++ b/tillsyn/A 19705-2022 tillsynsbegäran.docx
@@ -493,7 +493,7 @@
     <w:r>
       <w:tab/>
       <w:tab/>
-      <w:t>2026-04-17</w:t>
+      <w:t>2026-04-18</w:t>
       <w:br/>
       <w:br/>
     </w:r>

--- a/tillsyn/A 19705-2022 tillsynsbegäran.docx
+++ b/tillsyn/A 19705-2022 tillsynsbegäran.docx
@@ -493,7 +493,7 @@
     <w:r>
       <w:tab/>
       <w:tab/>
-      <w:t>2026-04-18</w:t>
+      <w:t>2026-04-19</w:t>
       <w:br/>
       <w:br/>
     </w:r>

--- a/tillsyn/A 19705-2022 tillsynsbegäran.docx
+++ b/tillsyn/A 19705-2022 tillsynsbegäran.docx
@@ -493,7 +493,7 @@
     <w:r>
       <w:tab/>
       <w:tab/>
-      <w:t>2026-04-19</w:t>
+      <w:t>2026-04-20</w:t>
       <w:br/>
       <w:br/>
     </w:r>

--- a/tillsyn/A 19705-2022 tillsynsbegäran.docx
+++ b/tillsyn/A 19705-2022 tillsynsbegäran.docx
@@ -493,7 +493,7 @@
     <w:r>
       <w:tab/>
       <w:tab/>
-      <w:t>2026-04-20</w:t>
+      <w:t>2026-04-21</w:t>
       <w:br/>
       <w:br/>
     </w:r>

--- a/tillsyn/A 19705-2022 tillsynsbegäran.docx
+++ b/tillsyn/A 19705-2022 tillsynsbegäran.docx
@@ -493,7 +493,7 @@
     <w:r>
       <w:tab/>
       <w:tab/>
-      <w:t>2026-04-21</w:t>
+      <w:t>2026-04-22</w:t>
       <w:br/>
       <w:br/>
     </w:r>

--- a/tillsyn/A 19705-2022 tillsynsbegäran.docx
+++ b/tillsyn/A 19705-2022 tillsynsbegäran.docx
@@ -493,7 +493,7 @@
     <w:r>
       <w:tab/>
       <w:tab/>
-      <w:t>2026-04-22</w:t>
+      <w:t>2026-04-23</w:t>
       <w:br/>
       <w:br/>
     </w:r>

--- a/tillsyn/A 19705-2022 tillsynsbegäran.docx
+++ b/tillsyn/A 19705-2022 tillsynsbegäran.docx
@@ -493,7 +493,7 @@
     <w:r>
       <w:tab/>
       <w:tab/>
-      <w:t>2026-04-23</w:t>
+      <w:t>2026-04-24</w:t>
       <w:br/>
       <w:br/>
     </w:r>

--- a/tillsyn/A 19705-2022 tillsynsbegäran.docx
+++ b/tillsyn/A 19705-2022 tillsynsbegäran.docx
@@ -493,7 +493,7 @@
     <w:r>
       <w:tab/>
       <w:tab/>
-      <w:t>2026-04-24</w:t>
+      <w:t>2026-04-25</w:t>
       <w:br/>
       <w:br/>
     </w:r>

--- a/tillsyn/A 19705-2022 tillsynsbegäran.docx
+++ b/tillsyn/A 19705-2022 tillsynsbegäran.docx
@@ -493,7 +493,7 @@
     <w:r>
       <w:tab/>
       <w:tab/>
-      <w:t>2026-04-25</w:t>
+      <w:t>2026-04-26</w:t>
       <w:br/>
       <w:br/>
     </w:r>

--- a/tillsyn/A 19705-2022 tillsynsbegäran.docx
+++ b/tillsyn/A 19705-2022 tillsynsbegäran.docx
@@ -493,7 +493,7 @@
     <w:r>
       <w:tab/>
       <w:tab/>
-      <w:t>2026-04-26</w:t>
+      <w:t>2026-04-27</w:t>
       <w:br/>
       <w:br/>
     </w:r>

--- a/tillsyn/A 19705-2022 tillsynsbegäran.docx
+++ b/tillsyn/A 19705-2022 tillsynsbegäran.docx
@@ -493,7 +493,7 @@
     <w:r>
       <w:tab/>
       <w:tab/>
-      <w:t>2026-04-27</w:t>
+      <w:t>2026-04-28</w:t>
       <w:br/>
       <w:br/>
     </w:r>

--- a/tillsyn/A 19705-2022 tillsynsbegäran.docx
+++ b/tillsyn/A 19705-2022 tillsynsbegäran.docx
@@ -493,7 +493,7 @@
     <w:r>
       <w:tab/>
       <w:tab/>
-      <w:t>2026-05-16</w:t>
+      <w:t>2026-05-17</w:t>
       <w:br/>
       <w:br/>
     </w:r>

--- a/tillsyn/A 19705-2022 tillsynsbegäran.docx
+++ b/tillsyn/A 19705-2022 tillsynsbegäran.docx
@@ -493,7 +493,7 @@
     <w:r>
       <w:tab/>
       <w:tab/>
-      <w:t>2026-05-17</w:t>
+      <w:t>2026-05-18</w:t>
       <w:br/>
       <w:br/>
     </w:r>

--- a/tillsyn/A 19705-2022 tillsynsbegäran.docx
+++ b/tillsyn/A 19705-2022 tillsynsbegäran.docx
@@ -493,7 +493,7 @@
     <w:r>
       <w:tab/>
       <w:tab/>
-      <w:t>2026-05-18</w:t>
+      <w:t>2026-05-19</w:t>
       <w:br/>
       <w:br/>
     </w:r>

--- a/tillsyn/A 19705-2022 tillsynsbegäran.docx
+++ b/tillsyn/A 19705-2022 tillsynsbegäran.docx
@@ -493,7 +493,7 @@
     <w:r>
       <w:tab/>
       <w:tab/>
-      <w:t>2026-05-19</w:t>
+      <w:t>2026-05-20</w:t>
       <w:br/>
       <w:br/>
     </w:r>

--- a/tillsyn/A 19705-2022 tillsynsbegäran.docx
+++ b/tillsyn/A 19705-2022 tillsynsbegäran.docx
@@ -493,7 +493,7 @@
     <w:r>
       <w:tab/>
       <w:tab/>
-      <w:t>2026-05-20</w:t>
+      <w:t>2026-05-21</w:t>
       <w:br/>
       <w:br/>
     </w:r>

--- a/tillsyn/A 19705-2022 tillsynsbegäran.docx
+++ b/tillsyn/A 19705-2022 tillsynsbegäran.docx
@@ -493,7 +493,7 @@
     <w:r>
       <w:tab/>
       <w:tab/>
-      <w:t>2026-05-21</w:t>
+      <w:t>2026-05-22</w:t>
       <w:br/>
       <w:br/>
     </w:r>

--- a/tillsyn/A 19705-2022 tillsynsbegäran.docx
+++ b/tillsyn/A 19705-2022 tillsynsbegäran.docx
@@ -493,7 +493,7 @@
     <w:r>
       <w:tab/>
       <w:tab/>
-      <w:t>2026-05-22</w:t>
+      <w:t>2026-05-23</w:t>
       <w:br/>
       <w:br/>
     </w:r>

--- a/tillsyn/A 19705-2022 tillsynsbegäran.docx
+++ b/tillsyn/A 19705-2022 tillsynsbegäran.docx
@@ -493,7 +493,7 @@
     <w:r>
       <w:tab/>
       <w:tab/>
-      <w:t>2026-05-23</w:t>
+      <w:t>2026-05-24</w:t>
       <w:br/>
       <w:br/>
     </w:r>

--- a/tillsyn/A 19705-2022 tillsynsbegäran.docx
+++ b/tillsyn/A 19705-2022 tillsynsbegäran.docx
@@ -493,7 +493,7 @@
     <w:r>
       <w:tab/>
       <w:tab/>
-      <w:t>2026-05-24</w:t>
+      <w:t>2026-05-25</w:t>
       <w:br/>
       <w:br/>
     </w:r>

--- a/tillsyn/A 19705-2022 tillsynsbegäran.docx
+++ b/tillsyn/A 19705-2022 tillsynsbegäran.docx
@@ -493,7 +493,7 @@
     <w:r>
       <w:tab/>
       <w:tab/>
-      <w:t>2026-05-25</w:t>
+      <w:t>2026-05-26</w:t>
       <w:br/>
       <w:br/>
     </w:r>

--- a/tillsyn/A 19705-2022 tillsynsbegäran.docx
+++ b/tillsyn/A 19705-2022 tillsynsbegäran.docx
@@ -493,7 +493,7 @@
     <w:r>
       <w:tab/>
       <w:tab/>
-      <w:t>2026-05-26</w:t>
+      <w:t>2026-05-27</w:t>
       <w:br/>
       <w:br/>
     </w:r>

--- a/tillsyn/A 19705-2022 tillsynsbegäran.docx
+++ b/tillsyn/A 19705-2022 tillsynsbegäran.docx
@@ -493,7 +493,7 @@
     <w:r>
       <w:tab/>
       <w:tab/>
-      <w:t>2026-05-27</w:t>
+      <w:t>2026-05-28</w:t>
       <w:br/>
       <w:br/>
     </w:r>

--- a/tillsyn/A 19705-2022 tillsynsbegäran.docx
+++ b/tillsyn/A 19705-2022 tillsynsbegäran.docx
@@ -493,7 +493,7 @@
     <w:r>
       <w:tab/>
       <w:tab/>
-      <w:t>2026-05-28</w:t>
+      <w:t>2026-05-29</w:t>
       <w:br/>
       <w:br/>
     </w:r>

--- a/tillsyn/A 19705-2022 tillsynsbegäran.docx
+++ b/tillsyn/A 19705-2022 tillsynsbegäran.docx
@@ -493,7 +493,7 @@
     <w:r>
       <w:tab/>
       <w:tab/>
-      <w:t>2026-05-29</w:t>
+      <w:t>2026-05-30</w:t>
       <w:br/>
       <w:br/>
     </w:r>

--- a/tillsyn/A 19705-2022 tillsynsbegäran.docx
+++ b/tillsyn/A 19705-2022 tillsynsbegäran.docx
@@ -493,7 +493,7 @@
     <w:r>
       <w:tab/>
       <w:tab/>
-      <w:t>2026-05-30</w:t>
+      <w:t>2026-05-31</w:t>
       <w:br/>
       <w:br/>
     </w:r>

--- a/tillsyn/A 19705-2022 tillsynsbegäran.docx
+++ b/tillsyn/A 19705-2022 tillsynsbegäran.docx
@@ -493,7 +493,7 @@
     <w:r>
       <w:tab/>
       <w:tab/>
-      <w:t>2026-05-31</w:t>
+      <w:t>2026-06-01</w:t>
       <w:br/>
       <w:br/>
     </w:r>

--- a/tillsyn/A 19705-2022 tillsynsbegäran.docx
+++ b/tillsyn/A 19705-2022 tillsynsbegäran.docx
@@ -493,7 +493,7 @@
     <w:r>
       <w:tab/>
       <w:tab/>
-      <w:t>2026-06-01</w:t>
+      <w:t>2026-06-02</w:t>
       <w:br/>
       <w:br/>
     </w:r>

--- a/tillsyn/A 19705-2022 tillsynsbegäran.docx
+++ b/tillsyn/A 19705-2022 tillsynsbegäran.docx
@@ -493,7 +493,7 @@
     <w:r>
       <w:tab/>
       <w:tab/>
-      <w:t>2026-06-02</w:t>
+      <w:t>2026-06-03</w:t>
       <w:br/>
       <w:br/>
     </w:r>

--- a/tillsyn/A 19705-2022 tillsynsbegäran.docx
+++ b/tillsyn/A 19705-2022 tillsynsbegäran.docx
@@ -493,7 +493,7 @@
     <w:r>
       <w:tab/>
       <w:tab/>
-      <w:t>2026-06-03</w:t>
+      <w:t>2026-06-04</w:t>
       <w:br/>
       <w:br/>
     </w:r>

--- a/tillsyn/A 19705-2022 tillsynsbegäran.docx
+++ b/tillsyn/A 19705-2022 tillsynsbegäran.docx
@@ -493,7 +493,7 @@
     <w:r>
       <w:tab/>
       <w:tab/>
-      <w:t>2026-06-04</w:t>
+      <w:t>2026-06-05</w:t>
       <w:br/>
       <w:br/>
     </w:r>

--- a/tillsyn/A 19705-2022 tillsynsbegäran.docx
+++ b/tillsyn/A 19705-2022 tillsynsbegäran.docx
@@ -493,7 +493,7 @@
     <w:r>
       <w:tab/>
       <w:tab/>
-      <w:t>2026-06-05</w:t>
+      <w:t>2026-06-06</w:t>
       <w:br/>
       <w:br/>
     </w:r>

--- a/tillsyn/A 19705-2022 tillsynsbegäran.docx
+++ b/tillsyn/A 19705-2022 tillsynsbegäran.docx
@@ -493,7 +493,7 @@
     <w:r>
       <w:tab/>
       <w:tab/>
-      <w:t>2026-06-06</w:t>
+      <w:t>2026-06-07</w:t>
       <w:br/>
       <w:br/>
     </w:r>

--- a/tillsyn/A 19705-2022 tillsynsbegäran.docx
+++ b/tillsyn/A 19705-2022 tillsynsbegäran.docx
@@ -493,7 +493,7 @@
     <w:r>
       <w:tab/>
       <w:tab/>
-      <w:t>2026-06-07</w:t>
+      <w:t>2026-06-08</w:t>
       <w:br/>
       <w:br/>
     </w:r>

--- a/tillsyn/A 19705-2022 tillsynsbegäran.docx
+++ b/tillsyn/A 19705-2022 tillsynsbegäran.docx
@@ -493,7 +493,7 @@
     <w:r>
       <w:tab/>
       <w:tab/>
-      <w:t>2026-06-08</w:t>
+      <w:t>2026-06-09</w:t>
       <w:br/>
       <w:br/>
     </w:r>

--- a/tillsyn/A 19705-2022 tillsynsbegäran.docx
+++ b/tillsyn/A 19705-2022 tillsynsbegäran.docx
@@ -493,7 +493,7 @@
     <w:r>
       <w:tab/>
       <w:tab/>
-      <w:t>2026-06-09</w:t>
+      <w:t>2026-06-10</w:t>
       <w:br/>
       <w:br/>
     </w:r>

--- a/tillsyn/A 19705-2022 tillsynsbegäran.docx
+++ b/tillsyn/A 19705-2022 tillsynsbegäran.docx
@@ -493,7 +493,7 @@
     <w:r>
       <w:tab/>
       <w:tab/>
-      <w:t>2026-06-10</w:t>
+      <w:t>2026-06-11</w:t>
       <w:br/>
       <w:br/>
     </w:r>

--- a/tillsyn/A 19705-2022 tillsynsbegäran.docx
+++ b/tillsyn/A 19705-2022 tillsynsbegäran.docx
@@ -493,7 +493,7 @@
     <w:r>
       <w:tab/>
       <w:tab/>
-      <w:t>2026-06-11</w:t>
+      <w:t>2026-06-12</w:t>
       <w:br/>
       <w:br/>
     </w:r>

--- a/tillsyn/A 19705-2022 tillsynsbegäran.docx
+++ b/tillsyn/A 19705-2022 tillsynsbegäran.docx
@@ -493,7 +493,7 @@
     <w:r>
       <w:tab/>
       <w:tab/>
-      <w:t>2026-06-12</w:t>
+      <w:t>2026-06-13</w:t>
       <w:br/>
       <w:br/>
     </w:r>

--- a/tillsyn/A 19705-2022 tillsynsbegäran.docx
+++ b/tillsyn/A 19705-2022 tillsynsbegäran.docx
@@ -493,7 +493,7 @@
     <w:r>
       <w:tab/>
       <w:tab/>
-      <w:t>2026-06-13</w:t>
+      <w:t>2026-06-14</w:t>
       <w:br/>
       <w:br/>
     </w:r>

--- a/tillsyn/A 19705-2022 tillsynsbegäran.docx
+++ b/tillsyn/A 19705-2022 tillsynsbegäran.docx
@@ -493,7 +493,7 @@
     <w:r>
       <w:tab/>
       <w:tab/>
-      <w:t>2026-06-15</w:t>
+      <w:t>2026-06-16</w:t>
       <w:br/>
       <w:br/>
     </w:r>

--- a/tillsyn/A 19705-2022 tillsynsbegäran.docx
+++ b/tillsyn/A 19705-2022 tillsynsbegäran.docx
@@ -493,7 +493,7 @@
     <w:r>
       <w:tab/>
       <w:tab/>
-      <w:t>2026-06-16</w:t>
+      <w:t>2026-06-17</w:t>
       <w:br/>
       <w:br/>
     </w:r>

--- a/tillsyn/A 19705-2022 tillsynsbegäran.docx
+++ b/tillsyn/A 19705-2022 tillsynsbegäran.docx
@@ -1,6 +1,6 @@
 
 <file path=word/document.xml><?xml version="1.0" encoding="utf-8"?>
-<w:document xmlns:wpc="http://schemas.microsoft.com/office/word/2010/wordprocessingCanvas" xmlns:cx="http://schemas.microsoft.com/office/drawing/2014/chartex" xmlns:cx1="http://schemas.microsoft.com/office/drawing/2015/9/8/chartex" xmlns:cx2="http://schemas.microsoft.com/office/drawing/2015/10/21/chartex" xmlns:cx3="http://schemas.microsoft.com/office/drawing/2016/5/9/chartex" xmlns:cx4="http://schemas.microsoft.com/office/drawing/2016/5/10/chartex" xmlns:cx5="http://schemas.microsoft.com/office/drawing/2016/5/11/chartex" xmlns:cx6="http://schemas.microsoft.com/office/drawing/2016/5/12/chartex" xmlns:cx7="http://schemas.microsoft.com/office/drawing/2016/5/13/chartex" xmlns:cx8="http://schemas.microsoft.com/office/drawing/2016/5/14/chartex" xmlns:mc="http://schemas.openxmlformats.org/markup-compatibility/2006" xmlns:aink="http://schemas.microsoft.com/office/drawing/2016/ink" xmlns:am3d="http://schemas.microsoft.com/office/drawing/2017/model3d" xmlns:o="urn:schemas-microsoft-com:office:office" xmlns:oel="http://schemas.microsoft.com/office/2019/extlst" xmlns:r="http://schemas.openxmlformats.org/officeDocument/2006/relationships" xmlns:m="http://schemas.openxmlformats.org/officeDocument/2006/math" xmlns:v="urn:schemas-microsoft-com:vml" xmlns:wp14="http://schemas.microsoft.com/office/word/2010/wordprocessingDrawing" xmlns:wp="http://schemas.openxmlformats.org/drawingml/2006/wordprocessingDrawing" xmlns:w10="urn:schemas-microsoft-com:office:word" xmlns:w="http://schemas.openxmlformats.org/wordprocessingml/2006/main" xmlns:w14="http://schemas.microsoft.com/office/word/2010/wordml" xmlns:w15="http://schemas.microsoft.com/office/word/2012/wordml" xmlns:w16cex="http://schemas.microsoft.com/office/word/2018/wordml/cex" xmlns:w16cid="http://schemas.microsoft.com/office/word/2016/wordml/cid" xmlns:w16="http://schemas.microsoft.com/office/word/2018/wordml" xmlns:w16sdtdh="http://schemas.microsoft.com/office/word/2020/wordml/sdtdatahash" xmlns:w16se="http://schemas.microsoft.com/office/word/2015/wordml/symex" xmlns:wpg="http://schemas.microsoft.com/office/word/2010/wordprocessingGroup" xmlns:wpi="http://schemas.microsoft.com/office/word/2010/wordprocessingInk" xmlns:wne="http://schemas.microsoft.com/office/word/2006/wordml" xmlns:wps="http://schemas.microsoft.com/office/word/2010/wordprocessingShape" mc:Ignorable="w14 w15 w16se w16cid w16 w16cex w16sdtdh wp14">
+<w:document xmlns:wpc="http://schemas.microsoft.com/office/word/2010/wordprocessingCanvas" xmlns:cx="http://schemas.microsoft.com/office/drawing/2014/chartex" xmlns:cx1="http://schemas.microsoft.com/office/drawing/2015/9/8/chartex" xmlns:cx2="http://schemas.microsoft.com/office/drawing/2015/10/21/chartex" xmlns:cx3="http://schemas.microsoft.com/office/drawing/2016/5/9/chartex" xmlns:cx4="http://schemas.microsoft.com/office/drawing/2016/5/10/chartex" xmlns:cx5="http://schemas.microsoft.com/office/drawing/2016/5/11/chartex" xmlns:cx6="http://schemas.microsoft.com/office/drawing/2016/5/12/chartex" xmlns:cx7="http://schemas.microsoft.com/office/drawing/2016/5/13/chartex" xmlns:cx8="http://schemas.microsoft.com/office/drawing/2016/5/14/chartex" xmlns:mc="http://schemas.openxmlformats.org/markup-compatibility/2006" xmlns:aink="http://schemas.microsoft.com/office/drawing/2016/ink" xmlns:am3d="http://schemas.microsoft.com/office/drawing/2017/model3d" xmlns:o="urn:schemas-microsoft-com:office:office" xmlns:oel="http://schemas.microsoft.com/office/2019/extlst" xmlns:r="http://schemas.openxmlformats.org/officeDocument/2006/relationships" xmlns:m="http://schemas.openxmlformats.org/officeDocument/2006/math" xmlns:v="urn:schemas-microsoft-com:vml" xmlns:wp14="http://schemas.microsoft.com/office/word/2010/wordprocessingDrawing" xmlns:wp="http://schemas.openxmlformats.org/drawingml/2006/wordprocessingDrawing" xmlns:w10="urn:schemas-microsoft-com:office:word" xmlns:w="http://schemas.openxmlformats.org/wordprocessingml/2006/main" xmlns:w14="http://schemas.microsoft.com/office/word/2010/wordml" xmlns:w15="http://schemas.microsoft.com/office/word/2012/wordml" xmlns:w16cex="http://schemas.microsoft.com/office/word/2018/wordml/cex" xmlns:w16cid="http://schemas.microsoft.com/office/word/2016/wordml/cid" xmlns:w16="http://schemas.microsoft.com/office/word/2018/wordml" xmlns:w16du="http://schemas.microsoft.com/office/word/2023/wordml/word16du" xmlns:w16sdtdh="http://schemas.microsoft.com/office/word/2020/wordml/sdtdatahash" xmlns:w16sdtfl="http://schemas.microsoft.com/office/word/2024/wordml/sdtformatlock" xmlns:w16se="http://schemas.microsoft.com/office/word/2015/wordml/symex" xmlns:wpg="http://schemas.microsoft.com/office/word/2010/wordprocessingGroup" xmlns:wpi="http://schemas.microsoft.com/office/word/2010/wordprocessingInk" xmlns:wne="http://schemas.microsoft.com/office/word/2006/wordml" xmlns:wps="http://schemas.microsoft.com/office/word/2010/wordprocessingShape" mc:Ignorable="w14 w15 w16se w16cid w16 w16cex w16sdtdh w16sdtfl w16du wp14">
   <w:body>
     <w:p>
       <w:pPr>
@@ -12,35 +12,10 @@
     </w:p>
     <w:p>
       <w:r>
-        <w:t>Detta dokument behandlar höga naturvärden i avverkningsanmälan A 19705-2022 i Åsele kommun. Denna avverkningsanmälan inkom 2022-05-13 12:54:17 och omfattar 2,2 ha.</w:t>
+        <w:t>Detta dokument behandlar höga naturvärden i avverkningsanmälan A 19705-2022 i Åsele kommun som inkom 2022-05-13 och omfattar 2,2 ha.</w:t>
       </w:r>
-    </w:p>
-    <w:p>
       <w:r>
-        <w:t>Vi begär härmed att Skogsstyrelsen fattar beslut enligt miljöbalken som säkerställer att skogens höga naturvärden bevaras samt säkerställer att EU-lagstiftning efterlevs och att artskyddsbrott förhindras. Vi önskar även ta del av de ställningstaganden och beslut som myndigheterna meddelar till följd av aktuell avverkningsanmälan och föreningens inlaga (se 34 § förvaltningslagen).</w:t>
-      </w:r>
-    </w:p>
-    <w:p>
-      <w:r>
-        <w:t>Nedan beskrivs fynd av naturvårdsarter och fridlysta arter som gjorts i det avverkningsanmälda området. I BILAGA 1 finns artfakta om fridlysta arter.</w:t>
-      </w:r>
-    </w:p>
-    <w:p>
-      <w:pPr>
-        <w:pStyle w:val="Heading1"/>
-      </w:pPr>
-      <w:r>
-        <w:t>Naturvårdsarter</w:t>
-      </w:r>
-    </w:p>
-    <w:p>
-      <w:r>
-        <w:t>I avverkningsanmälan har följande 1 naturvårdsarter hittats: tretåig hackspett (NT, §4). Av dessa är 1 rödlistade. För rödlistade arter har rödlistekategorin angivits inom parentes. För fridlysta arter anges även paragrafen i Artskyddsförordningen som arten är fridlyst enligt.</w:t>
-      </w:r>
-    </w:p>
-    <w:p>
-      <w:r>
-        <w:t>De påträffade naturvårdsarterna är ett tydligt kvitto på att detta rör sig om en skog med höga naturvärden. I Figur 1 visas en karta över det avverkningsanmälda området, där samtliga fyndplatser för naturvårdsarter som finns registrerade på Artportalen har markerats.</w:t>
+        <w:t xml:space="preserve"> I Figur 1 visas fyndplatser för naturvårdsarter i området, som finns registrerade på Artportalen.</w:t>
       </w:r>
     </w:p>
     <w:p>
@@ -50,7 +25,7 @@
       <w:r>
         <w:drawing>
           <wp:inline xmlns:a="http://schemas.openxmlformats.org/drawingml/2006/main" xmlns:pic="http://schemas.openxmlformats.org/drawingml/2006/picture">
-            <wp:extent cx="5486400" cy="4738793"/>
+            <wp:extent cx="5486400" cy="4581183"/>
             <wp:docPr id="1" name="Picture 1"/>
             <wp:cNvGraphicFramePr>
               <a:graphicFrameLocks noChangeAspect="1"/>
@@ -71,7 +46,7 @@
                   <pic:spPr>
                     <a:xfrm>
                       <a:off x="0" y="0"/>
-                      <a:ext cx="5486400" cy="4738793"/>
+                      <a:ext cx="5486400" cy="4581183"/>
                     </a:xfrm>
                     <a:prstGeom prst="rect"/>
                   </pic:spPr>
@@ -85,9 +60,25 @@
     <w:p>
       <w:pPr>
         <w:pStyle w:val="Caption"/>
+        <w:spacing w:after="240"/>
       </w:pPr>
       <w:r>
-        <w:t>Figur 1. Fyndplatser för naturvårdsarter i det avverkningsanmälda området (röd linje). Markörer utan svart kant är placerade på fyndplatsen. Markörer med svart kant är placerade vid sidan av fyndplatsen och har ett svart streck som visar fyndplatsens exakta position. Kartans mittpunktskoordinat är N 7103430, E 668938 i SWEREF 99 TM.</w:t>
+        <w:t>Figur 1. Fyndplatser för naturvårdsarter i och inom 8 meter från avverkningsanmälan (röd linje). Inom parentes anges rödlistekategorier, S för signalarter, Tför typiska arter och fridlysningsparagrafer i artskyddsförordningen.Markörer utan svart kant är placerade på fyndplatsen. Markörer med svart kant är placerade vid sidan av fyndplatsen och har ett svart streck som visar fyndplatsens exakta position. Kartans mittpunktskoordinat är N 7103430, E 668938 i SWEREF 99 TM.</w:t>
+      </w:r>
+    </w:p>
+    <w:p>
+      <w:r>
+        <w:t>Vi begär härmed att Skogsstyrelsen fattar beslut enligt miljöbalken som säkerställer att skogens höga naturvärden bevaras samt att EU-lagstiftning efterlevs och att artskyddsbrott förhindras.</w:t>
+      </w:r>
+    </w:p>
+    <w:p>
+      <w:r>
+        <w:t>Vi önskar även ta del av de ställningstaganden och beslut som myndigheten meddelar till följd av aktuell avverkningsanmälan och föreningens inlaga (se 34 § förvaltningslagen).</w:t>
+      </w:r>
+    </w:p>
+    <w:p>
+      <w:r>
+        <w:t>Nedan beskrivs fynd av naturvårdsarter och fridlysta arter som gjorts i det avverkningsanmälda området. I BILAGA 1 finns artfakta om fridlysta arter.</w:t>
       </w:r>
     </w:p>
     <w:p>
@@ -95,12 +86,30 @@
         <w:pStyle w:val="Heading1"/>
       </w:pPr>
       <w:r>
+        <w:t>Naturvårdsarter</w:t>
+      </w:r>
+    </w:p>
+    <w:p>
+      <w:r>
+        <w:t>I och inom 8 meter från avverkningsanmälan har följande 3 naturvårdsarter hittats: garnlav (VU, T), tretåig hackspett (NT, T, §4) och ullticka (NT, T). Av dessa är 3 rödlistade. För rödlistade arter har rödlistekategorin angivits inom parentes. Typiska arter inom Natura 2000 som är kopplade till skogsekosystem har markerats med (T). För fridlysta arter anges även paragrafen i Artskyddsförordningen som arten är fridlyst enligt.</w:t>
+      </w:r>
+    </w:p>
+    <w:p>
+      <w:r>
+        <w:t>De påträffade naturvårdsarterna är ett tydligt kvitto på att det rör sig om en skog med höga naturvärden.</w:t>
+      </w:r>
+    </w:p>
+    <w:p>
+      <w:pPr>
+        <w:pStyle w:val="Heading2"/>
+      </w:pPr>
+      <w:r>
         <w:t>Fridlysta arter</w:t>
       </w:r>
     </w:p>
     <w:p>
       <w:r>
-        <w:t>Följande fridlysta arter har sina livsmiljöer och växtplatser i den avverkningsanmälda skogen: tretåig hackspett (NT, §4).</w:t>
+        <w:t>Följande fridlysta arter har sina livsmiljöer och växtplatser i den avverkningsanmälda skogen: tretåig hackspett (NT, T, §4).</w:t>
       </w:r>
     </w:p>
     <w:p>
@@ -149,6 +158,99 @@
     <w:p>
       <w:r>
         <w:t>I BILAGA 1 finns mer detaljerad information om ekologi samt krav på livsmiljö hos fridlysta arter.</w:t>
+      </w:r>
+    </w:p>
+    <w:p>
+      <w:pPr>
+        <w:pStyle w:val="Heading2"/>
+      </w:pPr>
+      <w:r>
+        <w:t>Övriga naturvårdsarter</w:t>
+      </w:r>
+    </w:p>
+    <w:p>
+      <w:r>
+        <w:rPr>
+          <w:b/>
+        </w:rPr>
+        <w:t>Garnlav (VU)</w:t>
+      </w:r>
+      <w:r>
+        <w:t xml:space="preserve"> är en utpräglad barrskogsart som ibland kan drapera träden i norrländska grannaturskogar med hög luftfuktighet. Den förekommer även i talldominerade bestånd där den, förutom i trädens grenverk, påträffas hängande över ojämnheter i tallbarken. Arten har minskat starkt i södra och mellersta Sverige och den minskar även i sitt nordliga utbredningsområde. Minskningstakten uppgår till 30 (20–50) % inom 50 år och överstiger gränsvärdet för Sårbar (VU). Orsaken till tillbakagången beror främst på slutavverkningar av naturskogsartade skogar. Bestånd med riklig förekomst bör regelmässigt sparas, vilket även gynnar flera andra sällsynta och rödlistade arter. Garnlav är värdväxt för den mycket sällsynta och akut hotade fjärilen barrskogslavfly (CR) som hör hemma i boreala barrskogar med riklig förekomst av värdväxten. Tidigare kunde arten konstateras årligen på flera platser vid Dala-Floda i Dalarna innan lokalerna kalavverkades. Senaste fyndet i landet av barrskogslavfly är från år 2000 då den påträffades vid Högberget i Sollefteå kommun. Garnlav är typisk art för </w:t>
+      </w:r>
+      <w:r>
+        <w:rPr>
+          <w:i/>
+        </w:rPr>
+        <w:t xml:space="preserve">9010 Taiga </w:t>
+      </w:r>
+      <w:r>
+        <w:t>och</w:t>
+      </w:r>
+      <w:r>
+        <w:rPr>
+          <w:i/>
+        </w:rPr>
+        <w:t xml:space="preserve"> 9070 Trädklädd betesmark</w:t>
+      </w:r>
+      <w:r>
+        <w:t xml:space="preserve"> (SLU Artdatabanken, 2026).</w:t>
+      </w:r>
+    </w:p>
+    <w:p>
+      <w:r>
+        <w:rPr>
+          <w:b/>
+        </w:rPr>
+        <w:t>Ullticka (NT)</w:t>
+      </w:r>
+      <w:r>
+        <w:t xml:space="preserve"> är knuten till restbestånd av barrnaturskog och förekommer med ett tydligt optimum i orörda eller måttligt påverkade gamla granskogar där det föreligger viss kontinuitet av grov död ved. Ullticka är en bra signalart inom hela sitt utbredningsområde och i södra Sverige är den sällsynt och en god signalart för skyddsvärda granskogsmiljöer. Den hotas av avverkning och fragmentering av naturskog och äldre granskog med lång trädkontinuitet. På ullticka kan ibland ulltickeporing (VU) påträffas - det är en sällsynt ticka som nyligen delats upp i de tre olika arterna ulltickeporing </w:t>
+      </w:r>
+      <w:r>
+        <w:rPr>
+          <w:i/>
+        </w:rPr>
+        <w:t xml:space="preserve">Skeletocutis brevispora </w:t>
+      </w:r>
+      <w:r>
+        <w:t>(VU)</w:t>
+      </w:r>
+      <w:r>
+        <w:rPr>
+          <w:i/>
+        </w:rPr>
+        <w:t>, Skeletocutis delicata</w:t>
+      </w:r>
+      <w:r>
+        <w:t xml:space="preserve"> (VU)</w:t>
+      </w:r>
+      <w:r>
+        <w:rPr>
+          <w:i/>
+        </w:rPr>
+        <w:t xml:space="preserve"> och Skeletocutis exilis</w:t>
+      </w:r>
+      <w:r>
+        <w:t xml:space="preserve"> (NT). Ullticka är typisk art för </w:t>
+      </w:r>
+      <w:r>
+        <w:rPr>
+          <w:i/>
+        </w:rPr>
+        <w:t xml:space="preserve">9010 Taiga, 9050 Näringsrik granskog </w:t>
+      </w:r>
+      <w:r>
+        <w:t xml:space="preserve">och </w:t>
+      </w:r>
+      <w:r>
+        <w:rPr>
+          <w:i/>
+        </w:rPr>
+        <w:t>9030 Landhöjningsskog</w:t>
+      </w:r>
+      <w:r>
+        <w:t xml:space="preserve"> (SLU Artdatabanken, 2026; Nitare &amp; Skogsstyrelsen, 2019; Miettinen &amp; Niemelä, 2018).</w:t>
       </w:r>
     </w:p>
     <w:p>
@@ -383,7 +485,7 @@
 </file>
 
 <file path=word/endnotes.xml><?xml version="1.0" encoding="utf-8"?>
-<w:endnotes xmlns:wpc="http://schemas.microsoft.com/office/word/2010/wordprocessingCanvas" xmlns:cx="http://schemas.microsoft.com/office/drawing/2014/chartex" xmlns:cx1="http://schemas.microsoft.com/office/drawing/2015/9/8/chartex" xmlns:cx2="http://schemas.microsoft.com/office/drawing/2015/10/21/chartex" xmlns:cx3="http://schemas.microsoft.com/office/drawing/2016/5/9/chartex" xmlns:cx4="http://schemas.microsoft.com/office/drawing/2016/5/10/chartex" xmlns:cx5="http://schemas.microsoft.com/office/drawing/2016/5/11/chartex" xmlns:cx6="http://schemas.microsoft.com/office/drawing/2016/5/12/chartex" xmlns:cx7="http://schemas.microsoft.com/office/drawing/2016/5/13/chartex" xmlns:cx8="http://schemas.microsoft.com/office/drawing/2016/5/14/chartex" xmlns:mc="http://schemas.openxmlformats.org/markup-compatibility/2006" xmlns:aink="http://schemas.microsoft.com/office/drawing/2016/ink" xmlns:am3d="http://schemas.microsoft.com/office/drawing/2017/model3d" xmlns:o="urn:schemas-microsoft-com:office:office" xmlns:oel="http://schemas.microsoft.com/office/2019/extlst" xmlns:r="http://schemas.openxmlformats.org/officeDocument/2006/relationships" xmlns:m="http://schemas.openxmlformats.org/officeDocument/2006/math" xmlns:v="urn:schemas-microsoft-com:vml" xmlns:wp14="http://schemas.microsoft.com/office/word/2010/wordprocessingDrawing" xmlns:wp="http://schemas.openxmlformats.org/drawingml/2006/wordprocessingDrawing" xmlns:w10="urn:schemas-microsoft-com:office:word" xmlns:w="http://schemas.openxmlformats.org/wordprocessingml/2006/main" xmlns:w14="http://schemas.microsoft.com/office/word/2010/wordml" xmlns:w15="http://schemas.microsoft.com/office/word/2012/wordml" xmlns:w16cex="http://schemas.microsoft.com/office/word/2018/wordml/cex" xmlns:w16cid="http://schemas.microsoft.com/office/word/2016/wordml/cid" xmlns:w16="http://schemas.microsoft.com/office/word/2018/wordml" xmlns:w16sdtdh="http://schemas.microsoft.com/office/word/2020/wordml/sdtdatahash" xmlns:w16se="http://schemas.microsoft.com/office/word/2015/wordml/symex" xmlns:wpg="http://schemas.microsoft.com/office/word/2010/wordprocessingGroup" xmlns:wpi="http://schemas.microsoft.com/office/word/2010/wordprocessingInk" xmlns:wne="http://schemas.microsoft.com/office/word/2006/wordml" xmlns:wps="http://schemas.microsoft.com/office/word/2010/wordprocessingShape" mc:Ignorable="w14 w15 w16se w16cid w16 w16cex w16sdtdh wp14">
+<w:endnotes xmlns:wpc="http://schemas.microsoft.com/office/word/2010/wordprocessingCanvas" xmlns:cx="http://schemas.microsoft.com/office/drawing/2014/chartex" xmlns:cx1="http://schemas.microsoft.com/office/drawing/2015/9/8/chartex" xmlns:cx2="http://schemas.microsoft.com/office/drawing/2015/10/21/chartex" xmlns:cx3="http://schemas.microsoft.com/office/drawing/2016/5/9/chartex" xmlns:cx4="http://schemas.microsoft.com/office/drawing/2016/5/10/chartex" xmlns:cx5="http://schemas.microsoft.com/office/drawing/2016/5/11/chartex" xmlns:cx6="http://schemas.microsoft.com/office/drawing/2016/5/12/chartex" xmlns:cx7="http://schemas.microsoft.com/office/drawing/2016/5/13/chartex" xmlns:cx8="http://schemas.microsoft.com/office/drawing/2016/5/14/chartex" xmlns:mc="http://schemas.openxmlformats.org/markup-compatibility/2006" xmlns:aink="http://schemas.microsoft.com/office/drawing/2016/ink" xmlns:am3d="http://schemas.microsoft.com/office/drawing/2017/model3d" xmlns:o="urn:schemas-microsoft-com:office:office" xmlns:oel="http://schemas.microsoft.com/office/2019/extlst" xmlns:r="http://schemas.openxmlformats.org/officeDocument/2006/relationships" xmlns:m="http://schemas.openxmlformats.org/officeDocument/2006/math" xmlns:v="urn:schemas-microsoft-com:vml" xmlns:wp14="http://schemas.microsoft.com/office/word/2010/wordprocessingDrawing" xmlns:wp="http://schemas.openxmlformats.org/drawingml/2006/wordprocessingDrawing" xmlns:w10="urn:schemas-microsoft-com:office:word" xmlns:w="http://schemas.openxmlformats.org/wordprocessingml/2006/main" xmlns:w14="http://schemas.microsoft.com/office/word/2010/wordml" xmlns:w15="http://schemas.microsoft.com/office/word/2012/wordml" xmlns:w16cex="http://schemas.microsoft.com/office/word/2018/wordml/cex" xmlns:w16cid="http://schemas.microsoft.com/office/word/2016/wordml/cid" xmlns:w16="http://schemas.microsoft.com/office/word/2018/wordml" xmlns:w16du="http://schemas.microsoft.com/office/word/2023/wordml/word16du" xmlns:w16sdtdh="http://schemas.microsoft.com/office/word/2020/wordml/sdtdatahash" xmlns:w16sdtfl="http://schemas.microsoft.com/office/word/2024/wordml/sdtformatlock" xmlns:w16se="http://schemas.microsoft.com/office/word/2015/wordml/symex" xmlns:wpg="http://schemas.microsoft.com/office/word/2010/wordprocessingGroup" xmlns:wpi="http://schemas.microsoft.com/office/word/2010/wordprocessingInk" xmlns:wne="http://schemas.microsoft.com/office/word/2006/wordml" xmlns:wps="http://schemas.microsoft.com/office/word/2010/wordprocessingShape" mc:Ignorable="w14 w15 w16se w16cid w16 w16cex w16sdtdh w16sdtfl w16du wp14">
   <w:endnote w:type="separator" w:id="-1">
     <w:p>
       <w:pPr>
@@ -408,7 +510,7 @@
 </file>
 
 <file path=word/footer1.xml><?xml version="1.0" encoding="utf-8"?>
-<w:ftr xmlns:wpc="http://schemas.microsoft.com/office/word/2010/wordprocessingCanvas" xmlns:cx="http://schemas.microsoft.com/office/drawing/2014/chartex" xmlns:cx1="http://schemas.microsoft.com/office/drawing/2015/9/8/chartex" xmlns:cx2="http://schemas.microsoft.com/office/drawing/2015/10/21/chartex" xmlns:cx3="http://schemas.microsoft.com/office/drawing/2016/5/9/chartex" xmlns:cx4="http://schemas.microsoft.com/office/drawing/2016/5/10/chartex" xmlns:cx5="http://schemas.microsoft.com/office/drawing/2016/5/11/chartex" xmlns:cx6="http://schemas.microsoft.com/office/drawing/2016/5/12/chartex" xmlns:cx7="http://schemas.microsoft.com/office/drawing/2016/5/13/chartex" xmlns:cx8="http://schemas.microsoft.com/office/drawing/2016/5/14/chartex" xmlns:mc="http://schemas.openxmlformats.org/markup-compatibility/2006" xmlns:aink="http://schemas.microsoft.com/office/drawing/2016/ink" xmlns:am3d="http://schemas.microsoft.com/office/drawing/2017/model3d" xmlns:o="urn:schemas-microsoft-com:office:office" xmlns:oel="http://schemas.microsoft.com/office/2019/extlst" xmlns:r="http://schemas.openxmlformats.org/officeDocument/2006/relationships" xmlns:m="http://schemas.openxmlformats.org/officeDocument/2006/math" xmlns:v="urn:schemas-microsoft-com:vml" xmlns:wp14="http://schemas.microsoft.com/office/word/2010/wordprocessingDrawing" xmlns:wp="http://schemas.openxmlformats.org/drawingml/2006/wordprocessingDrawing" xmlns:w10="urn:schemas-microsoft-com:office:word" xmlns:w="http://schemas.openxmlformats.org/wordprocessingml/2006/main" xmlns:w14="http://schemas.microsoft.com/office/word/2010/wordml" xmlns:w15="http://schemas.microsoft.com/office/word/2012/wordml" xmlns:w16cex="http://schemas.microsoft.com/office/word/2018/wordml/cex" xmlns:w16cid="http://schemas.microsoft.com/office/word/2016/wordml/cid" xmlns:w16="http://schemas.microsoft.com/office/word/2018/wordml" xmlns:w16sdtdh="http://schemas.microsoft.com/office/word/2020/wordml/sdtdatahash" xmlns:w16se="http://schemas.microsoft.com/office/word/2015/wordml/symex" xmlns:wpg="http://schemas.microsoft.com/office/word/2010/wordprocessingGroup" xmlns:wpi="http://schemas.microsoft.com/office/word/2010/wordprocessingInk" xmlns:wne="http://schemas.microsoft.com/office/word/2006/wordml" xmlns:wps="http://schemas.microsoft.com/office/word/2010/wordprocessingShape" mc:Ignorable="w14 w15 w16se w16cid w16 w16cex w16sdtdh wp14">
+<w:ftr xmlns:wpc="http://schemas.microsoft.com/office/word/2010/wordprocessingCanvas" xmlns:cx="http://schemas.microsoft.com/office/drawing/2014/chartex" xmlns:cx1="http://schemas.microsoft.com/office/drawing/2015/9/8/chartex" xmlns:cx2="http://schemas.microsoft.com/office/drawing/2015/10/21/chartex" xmlns:cx3="http://schemas.microsoft.com/office/drawing/2016/5/9/chartex" xmlns:cx4="http://schemas.microsoft.com/office/drawing/2016/5/10/chartex" xmlns:cx5="http://schemas.microsoft.com/office/drawing/2016/5/11/chartex" xmlns:cx6="http://schemas.microsoft.com/office/drawing/2016/5/12/chartex" xmlns:cx7="http://schemas.microsoft.com/office/drawing/2016/5/13/chartex" xmlns:cx8="http://schemas.microsoft.com/office/drawing/2016/5/14/chartex" xmlns:mc="http://schemas.openxmlformats.org/markup-compatibility/2006" xmlns:aink="http://schemas.microsoft.com/office/drawing/2016/ink" xmlns:am3d="http://schemas.microsoft.com/office/drawing/2017/model3d" xmlns:o="urn:schemas-microsoft-com:office:office" xmlns:oel="http://schemas.microsoft.com/office/2019/extlst" xmlns:r="http://schemas.openxmlformats.org/officeDocument/2006/relationships" xmlns:m="http://schemas.openxmlformats.org/officeDocument/2006/math" xmlns:v="urn:schemas-microsoft-com:vml" xmlns:wp14="http://schemas.microsoft.com/office/word/2010/wordprocessingDrawing" xmlns:wp="http://schemas.openxmlformats.org/drawingml/2006/wordprocessingDrawing" xmlns:w10="urn:schemas-microsoft-com:office:word" xmlns:w="http://schemas.openxmlformats.org/wordprocessingml/2006/main" xmlns:w14="http://schemas.microsoft.com/office/word/2010/wordml" xmlns:w15="http://schemas.microsoft.com/office/word/2012/wordml" xmlns:w16cex="http://schemas.microsoft.com/office/word/2018/wordml/cex" xmlns:w16cid="http://schemas.microsoft.com/office/word/2016/wordml/cid" xmlns:w16="http://schemas.microsoft.com/office/word/2018/wordml" xmlns:w16du="http://schemas.microsoft.com/office/word/2023/wordml/word16du" xmlns:w16sdtdh="http://schemas.microsoft.com/office/word/2020/wordml/sdtdatahash" xmlns:w16sdtfl="http://schemas.microsoft.com/office/word/2024/wordml/sdtformatlock" xmlns:w16se="http://schemas.microsoft.com/office/word/2015/wordml/symex" xmlns:wpg="http://schemas.microsoft.com/office/word/2010/wordprocessingGroup" xmlns:wpi="http://schemas.microsoft.com/office/word/2010/wordprocessingInk" xmlns:wne="http://schemas.microsoft.com/office/word/2006/wordml" xmlns:wps="http://schemas.microsoft.com/office/word/2010/wordprocessingShape" mc:Ignorable="w14 w15 w16se w16cid w16 w16cex w16sdtdh w16sdtfl w16du wp14">
   <w:p>
     <w:pPr>
       <w:pStyle w:val="Footer"/>
@@ -418,7 +520,7 @@
 </file>
 
 <file path=word/footer2.xml><?xml version="1.0" encoding="utf-8"?>
-<w:ftr xmlns:wpc="http://schemas.microsoft.com/office/word/2010/wordprocessingCanvas" xmlns:cx="http://schemas.microsoft.com/office/drawing/2014/chartex" xmlns:cx1="http://schemas.microsoft.com/office/drawing/2015/9/8/chartex" xmlns:cx2="http://schemas.microsoft.com/office/drawing/2015/10/21/chartex" xmlns:cx3="http://schemas.microsoft.com/office/drawing/2016/5/9/chartex" xmlns:cx4="http://schemas.microsoft.com/office/drawing/2016/5/10/chartex" xmlns:cx5="http://schemas.microsoft.com/office/drawing/2016/5/11/chartex" xmlns:cx6="http://schemas.microsoft.com/office/drawing/2016/5/12/chartex" xmlns:cx7="http://schemas.microsoft.com/office/drawing/2016/5/13/chartex" xmlns:cx8="http://schemas.microsoft.com/office/drawing/2016/5/14/chartex" xmlns:mc="http://schemas.openxmlformats.org/markup-compatibility/2006" xmlns:aink="http://schemas.microsoft.com/office/drawing/2016/ink" xmlns:am3d="http://schemas.microsoft.com/office/drawing/2017/model3d" xmlns:o="urn:schemas-microsoft-com:office:office" xmlns:oel="http://schemas.microsoft.com/office/2019/extlst" xmlns:r="http://schemas.openxmlformats.org/officeDocument/2006/relationships" xmlns:m="http://schemas.openxmlformats.org/officeDocument/2006/math" xmlns:v="urn:schemas-microsoft-com:vml" xmlns:wp14="http://schemas.microsoft.com/office/word/2010/wordprocessingDrawing" xmlns:wp="http://schemas.openxmlformats.org/drawingml/2006/wordprocessingDrawing" xmlns:w10="urn:schemas-microsoft-com:office:word" xmlns:w="http://schemas.openxmlformats.org/wordprocessingml/2006/main" xmlns:w14="http://schemas.microsoft.com/office/word/2010/wordml" xmlns:w15="http://schemas.microsoft.com/office/word/2012/wordml" xmlns:w16cex="http://schemas.microsoft.com/office/word/2018/wordml/cex" xmlns:w16cid="http://schemas.microsoft.com/office/word/2016/wordml/cid" xmlns:w16="http://schemas.microsoft.com/office/word/2018/wordml" xmlns:w16sdtdh="http://schemas.microsoft.com/office/word/2020/wordml/sdtdatahash" xmlns:w16se="http://schemas.microsoft.com/office/word/2015/wordml/symex" xmlns:wpg="http://schemas.microsoft.com/office/word/2010/wordprocessingGroup" xmlns:wpi="http://schemas.microsoft.com/office/word/2010/wordprocessingInk" xmlns:wne="http://schemas.microsoft.com/office/word/2006/wordml" xmlns:wps="http://schemas.microsoft.com/office/word/2010/wordprocessingShape" mc:Ignorable="w14 w15 w16se w16cid w16 w16cex w16sdtdh wp14">
+<w:ftr xmlns:wpc="http://schemas.microsoft.com/office/word/2010/wordprocessingCanvas" xmlns:cx="http://schemas.microsoft.com/office/drawing/2014/chartex" xmlns:cx1="http://schemas.microsoft.com/office/drawing/2015/9/8/chartex" xmlns:cx2="http://schemas.microsoft.com/office/drawing/2015/10/21/chartex" xmlns:cx3="http://schemas.microsoft.com/office/drawing/2016/5/9/chartex" xmlns:cx4="http://schemas.microsoft.com/office/drawing/2016/5/10/chartex" xmlns:cx5="http://schemas.microsoft.com/office/drawing/2016/5/11/chartex" xmlns:cx6="http://schemas.microsoft.com/office/drawing/2016/5/12/chartex" xmlns:cx7="http://schemas.microsoft.com/office/drawing/2016/5/13/chartex" xmlns:cx8="http://schemas.microsoft.com/office/drawing/2016/5/14/chartex" xmlns:mc="http://schemas.openxmlformats.org/markup-compatibility/2006" xmlns:aink="http://schemas.microsoft.com/office/drawing/2016/ink" xmlns:am3d="http://schemas.microsoft.com/office/drawing/2017/model3d" xmlns:o="urn:schemas-microsoft-com:office:office" xmlns:oel="http://schemas.microsoft.com/office/2019/extlst" xmlns:r="http://schemas.openxmlformats.org/officeDocument/2006/relationships" xmlns:m="http://schemas.openxmlformats.org/officeDocument/2006/math" xmlns:v="urn:schemas-microsoft-com:vml" xmlns:wp14="http://schemas.microsoft.com/office/word/2010/wordprocessingDrawing" xmlns:wp="http://schemas.openxmlformats.org/drawingml/2006/wordprocessingDrawing" xmlns:w10="urn:schemas-microsoft-com:office:word" xmlns:w="http://schemas.openxmlformats.org/wordprocessingml/2006/main" xmlns:w14="http://schemas.microsoft.com/office/word/2010/wordml" xmlns:w15="http://schemas.microsoft.com/office/word/2012/wordml" xmlns:w16cex="http://schemas.microsoft.com/office/word/2018/wordml/cex" xmlns:w16cid="http://schemas.microsoft.com/office/word/2016/wordml/cid" xmlns:w16="http://schemas.microsoft.com/office/word/2018/wordml" xmlns:w16du="http://schemas.microsoft.com/office/word/2023/wordml/word16du" xmlns:w16sdtdh="http://schemas.microsoft.com/office/word/2020/wordml/sdtdatahash" xmlns:w16sdtfl="http://schemas.microsoft.com/office/word/2024/wordml/sdtformatlock" xmlns:w16se="http://schemas.microsoft.com/office/word/2015/wordml/symex" xmlns:wpg="http://schemas.microsoft.com/office/word/2010/wordprocessingGroup" xmlns:wpi="http://schemas.microsoft.com/office/word/2010/wordprocessingInk" xmlns:wne="http://schemas.microsoft.com/office/word/2006/wordml" xmlns:wps="http://schemas.microsoft.com/office/word/2010/wordprocessingShape" mc:Ignorable="w14 w15 w16se w16cid w16 w16cex w16sdtdh w16sdtfl w16du wp14">
   <w:p>
     <w:pPr>
       <w:pStyle w:val="Footer"/>
@@ -428,7 +530,7 @@
 </file>
 
 <file path=word/footer3.xml><?xml version="1.0" encoding="utf-8"?>
-<w:ftr xmlns:wpc="http://schemas.microsoft.com/office/word/2010/wordprocessingCanvas" xmlns:cx="http://schemas.microsoft.com/office/drawing/2014/chartex" xmlns:cx1="http://schemas.microsoft.com/office/drawing/2015/9/8/chartex" xmlns:cx2="http://schemas.microsoft.com/office/drawing/2015/10/21/chartex" xmlns:cx3="http://schemas.microsoft.com/office/drawing/2016/5/9/chartex" xmlns:cx4="http://schemas.microsoft.com/office/drawing/2016/5/10/chartex" xmlns:cx5="http://schemas.microsoft.com/office/drawing/2016/5/11/chartex" xmlns:cx6="http://schemas.microsoft.com/office/drawing/2016/5/12/chartex" xmlns:cx7="http://schemas.microsoft.com/office/drawing/2016/5/13/chartex" xmlns:cx8="http://schemas.microsoft.com/office/drawing/2016/5/14/chartex" xmlns:mc="http://schemas.openxmlformats.org/markup-compatibility/2006" xmlns:aink="http://schemas.microsoft.com/office/drawing/2016/ink" xmlns:am3d="http://schemas.microsoft.com/office/drawing/2017/model3d" xmlns:o="urn:schemas-microsoft-com:office:office" xmlns:oel="http://schemas.microsoft.com/office/2019/extlst" xmlns:r="http://schemas.openxmlformats.org/officeDocument/2006/relationships" xmlns:m="http://schemas.openxmlformats.org/officeDocument/2006/math" xmlns:v="urn:schemas-microsoft-com:vml" xmlns:wp14="http://schemas.microsoft.com/office/word/2010/wordprocessingDrawing" xmlns:wp="http://schemas.openxmlformats.org/drawingml/2006/wordprocessingDrawing" xmlns:w10="urn:schemas-microsoft-com:office:word" xmlns:w="http://schemas.openxmlformats.org/wordprocessingml/2006/main" xmlns:w14="http://schemas.microsoft.com/office/word/2010/wordml" xmlns:w15="http://schemas.microsoft.com/office/word/2012/wordml" xmlns:w16cex="http://schemas.microsoft.com/office/word/2018/wordml/cex" xmlns:w16cid="http://schemas.microsoft.com/office/word/2016/wordml/cid" xmlns:w16="http://schemas.microsoft.com/office/word/2018/wordml" xmlns:w16sdtdh="http://schemas.microsoft.com/office/word/2020/wordml/sdtdatahash" xmlns:w16se="http://schemas.microsoft.com/office/word/2015/wordml/symex" xmlns:wpg="http://schemas.microsoft.com/office/word/2010/wordprocessingGroup" xmlns:wpi="http://schemas.microsoft.com/office/word/2010/wordprocessingInk" xmlns:wne="http://schemas.microsoft.com/office/word/2006/wordml" xmlns:wps="http://schemas.microsoft.com/office/word/2010/wordprocessingShape" mc:Ignorable="w14 w15 w16se w16cid w16 w16cex w16sdtdh wp14">
+<w:ftr xmlns:wpc="http://schemas.microsoft.com/office/word/2010/wordprocessingCanvas" xmlns:cx="http://schemas.microsoft.com/office/drawing/2014/chartex" xmlns:cx1="http://schemas.microsoft.com/office/drawing/2015/9/8/chartex" xmlns:cx2="http://schemas.microsoft.com/office/drawing/2015/10/21/chartex" xmlns:cx3="http://schemas.microsoft.com/office/drawing/2016/5/9/chartex" xmlns:cx4="http://schemas.microsoft.com/office/drawing/2016/5/10/chartex" xmlns:cx5="http://schemas.microsoft.com/office/drawing/2016/5/11/chartex" xmlns:cx6="http://schemas.microsoft.com/office/drawing/2016/5/12/chartex" xmlns:cx7="http://schemas.microsoft.com/office/drawing/2016/5/13/chartex" xmlns:cx8="http://schemas.microsoft.com/office/drawing/2016/5/14/chartex" xmlns:mc="http://schemas.openxmlformats.org/markup-compatibility/2006" xmlns:aink="http://schemas.microsoft.com/office/drawing/2016/ink" xmlns:am3d="http://schemas.microsoft.com/office/drawing/2017/model3d" xmlns:o="urn:schemas-microsoft-com:office:office" xmlns:oel="http://schemas.microsoft.com/office/2019/extlst" xmlns:r="http://schemas.openxmlformats.org/officeDocument/2006/relationships" xmlns:m="http://schemas.openxmlformats.org/officeDocument/2006/math" xmlns:v="urn:schemas-microsoft-com:vml" xmlns:wp14="http://schemas.microsoft.com/office/word/2010/wordprocessingDrawing" xmlns:wp="http://schemas.openxmlformats.org/drawingml/2006/wordprocessingDrawing" xmlns:w10="urn:schemas-microsoft-com:office:word" xmlns:w="http://schemas.openxmlformats.org/wordprocessingml/2006/main" xmlns:w14="http://schemas.microsoft.com/office/word/2010/wordml" xmlns:w15="http://schemas.microsoft.com/office/word/2012/wordml" xmlns:w16cex="http://schemas.microsoft.com/office/word/2018/wordml/cex" xmlns:w16cid="http://schemas.microsoft.com/office/word/2016/wordml/cid" xmlns:w16="http://schemas.microsoft.com/office/word/2018/wordml" xmlns:w16du="http://schemas.microsoft.com/office/word/2023/wordml/word16du" xmlns:w16sdtdh="http://schemas.microsoft.com/office/word/2020/wordml/sdtdatahash" xmlns:w16sdtfl="http://schemas.microsoft.com/office/word/2024/wordml/sdtformatlock" xmlns:w16se="http://schemas.microsoft.com/office/word/2015/wordml/symex" xmlns:wpg="http://schemas.microsoft.com/office/word/2010/wordprocessingGroup" xmlns:wpi="http://schemas.microsoft.com/office/word/2010/wordprocessingInk" xmlns:wne="http://schemas.microsoft.com/office/word/2006/wordml" xmlns:wps="http://schemas.microsoft.com/office/word/2010/wordprocessingShape" mc:Ignorable="w14 w15 w16se w16cid w16 w16cex w16sdtdh w16sdtfl w16du wp14">
   <w:p>
     <w:pPr>
       <w:pStyle w:val="Footer"/>
@@ -438,7 +540,7 @@
 </file>
 
 <file path=word/footnotes.xml><?xml version="1.0" encoding="utf-8"?>
-<w:footnotes xmlns:wpc="http://schemas.microsoft.com/office/word/2010/wordprocessingCanvas" xmlns:cx="http://schemas.microsoft.com/office/drawing/2014/chartex" xmlns:cx1="http://schemas.microsoft.com/office/drawing/2015/9/8/chartex" xmlns:cx2="http://schemas.microsoft.com/office/drawing/2015/10/21/chartex" xmlns:cx3="http://schemas.microsoft.com/office/drawing/2016/5/9/chartex" xmlns:cx4="http://schemas.microsoft.com/office/drawing/2016/5/10/chartex" xmlns:cx5="http://schemas.microsoft.com/office/drawing/2016/5/11/chartex" xmlns:cx6="http://schemas.microsoft.com/office/drawing/2016/5/12/chartex" xmlns:cx7="http://schemas.microsoft.com/office/drawing/2016/5/13/chartex" xmlns:cx8="http://schemas.microsoft.com/office/drawing/2016/5/14/chartex" xmlns:mc="http://schemas.openxmlformats.org/markup-compatibility/2006" xmlns:aink="http://schemas.microsoft.com/office/drawing/2016/ink" xmlns:am3d="http://schemas.microsoft.com/office/drawing/2017/model3d" xmlns:o="urn:schemas-microsoft-com:office:office" xmlns:oel="http://schemas.microsoft.com/office/2019/extlst" xmlns:r="http://schemas.openxmlformats.org/officeDocument/2006/relationships" xmlns:m="http://schemas.openxmlformats.org/officeDocument/2006/math" xmlns:v="urn:schemas-microsoft-com:vml" xmlns:wp14="http://schemas.microsoft.com/office/word/2010/wordprocessingDrawing" xmlns:wp="http://schemas.openxmlformats.org/drawingml/2006/wordprocessingDrawing" xmlns:w10="urn:schemas-microsoft-com:office:word" xmlns:w="http://schemas.openxmlformats.org/wordprocessingml/2006/main" xmlns:w14="http://schemas.microsoft.com/office/word/2010/wordml" xmlns:w15="http://schemas.microsoft.com/office/word/2012/wordml" xmlns:w16cex="http://schemas.microsoft.com/office/word/2018/wordml/cex" xmlns:w16cid="http://schemas.microsoft.com/office/word/2016/wordml/cid" xmlns:w16="http://schemas.microsoft.com/office/word/2018/wordml" xmlns:w16sdtdh="http://schemas.microsoft.com/office/word/2020/wordml/sdtdatahash" xmlns:w16se="http://schemas.microsoft.com/office/word/2015/wordml/symex" xmlns:wpg="http://schemas.microsoft.com/office/word/2010/wordprocessingGroup" xmlns:wpi="http://schemas.microsoft.com/office/word/2010/wordprocessingInk" xmlns:wne="http://schemas.microsoft.com/office/word/2006/wordml" xmlns:wps="http://schemas.microsoft.com/office/word/2010/wordprocessingShape" mc:Ignorable="w14 w15 w16se w16cid w16 w16cex w16sdtdh wp14">
+<w:footnotes xmlns:wpc="http://schemas.microsoft.com/office/word/2010/wordprocessingCanvas" xmlns:cx="http://schemas.microsoft.com/office/drawing/2014/chartex" xmlns:cx1="http://schemas.microsoft.com/office/drawing/2015/9/8/chartex" xmlns:cx2="http://schemas.microsoft.com/office/drawing/2015/10/21/chartex" xmlns:cx3="http://schemas.microsoft.com/office/drawing/2016/5/9/chartex" xmlns:cx4="http://schemas.microsoft.com/office/drawing/2016/5/10/chartex" xmlns:cx5="http://schemas.microsoft.com/office/drawing/2016/5/11/chartex" xmlns:cx6="http://schemas.microsoft.com/office/drawing/2016/5/12/chartex" xmlns:cx7="http://schemas.microsoft.com/office/drawing/2016/5/13/chartex" xmlns:cx8="http://schemas.microsoft.com/office/drawing/2016/5/14/chartex" xmlns:mc="http://schemas.openxmlformats.org/markup-compatibility/2006" xmlns:aink="http://schemas.microsoft.com/office/drawing/2016/ink" xmlns:am3d="http://schemas.microsoft.com/office/drawing/2017/model3d" xmlns:o="urn:schemas-microsoft-com:office:office" xmlns:oel="http://schemas.microsoft.com/office/2019/extlst" xmlns:r="http://schemas.openxmlformats.org/officeDocument/2006/relationships" xmlns:m="http://schemas.openxmlformats.org/officeDocument/2006/math" xmlns:v="urn:schemas-microsoft-com:vml" xmlns:wp14="http://schemas.microsoft.com/office/word/2010/wordprocessingDrawing" xmlns:wp="http://schemas.openxmlformats.org/drawingml/2006/wordprocessingDrawing" xmlns:w10="urn:schemas-microsoft-com:office:word" xmlns:w="http://schemas.openxmlformats.org/wordprocessingml/2006/main" xmlns:w14="http://schemas.microsoft.com/office/word/2010/wordml" xmlns:w15="http://schemas.microsoft.com/office/word/2012/wordml" xmlns:w16cex="http://schemas.microsoft.com/office/word/2018/wordml/cex" xmlns:w16cid="http://schemas.microsoft.com/office/word/2016/wordml/cid" xmlns:w16="http://schemas.microsoft.com/office/word/2018/wordml" xmlns:w16du="http://schemas.microsoft.com/office/word/2023/wordml/word16du" xmlns:w16sdtdh="http://schemas.microsoft.com/office/word/2020/wordml/sdtdatahash" xmlns:w16sdtfl="http://schemas.microsoft.com/office/word/2024/wordml/sdtformatlock" xmlns:w16se="http://schemas.microsoft.com/office/word/2015/wordml/symex" xmlns:wpg="http://schemas.microsoft.com/office/word/2010/wordprocessingGroup" xmlns:wpi="http://schemas.microsoft.com/office/word/2010/wordprocessingInk" xmlns:wne="http://schemas.microsoft.com/office/word/2006/wordml" xmlns:wps="http://schemas.microsoft.com/office/word/2010/wordprocessingShape" mc:Ignorable="w14 w15 w16se w16cid w16 w16cex w16sdtdh w16sdtfl w16du wp14">
   <w:footnote w:type="separator" w:id="-1">
     <w:p>
       <w:pPr>
@@ -463,7 +565,7 @@
 </file>
 
 <file path=word/header1.xml><?xml version="1.0" encoding="utf-8"?>
-<w:hdr xmlns:wpc="http://schemas.microsoft.com/office/word/2010/wordprocessingCanvas" xmlns:cx="http://schemas.microsoft.com/office/drawing/2014/chartex" xmlns:cx1="http://schemas.microsoft.com/office/drawing/2015/9/8/chartex" xmlns:cx2="http://schemas.microsoft.com/office/drawing/2015/10/21/chartex" xmlns:cx3="http://schemas.microsoft.com/office/drawing/2016/5/9/chartex" xmlns:cx4="http://schemas.microsoft.com/office/drawing/2016/5/10/chartex" xmlns:cx5="http://schemas.microsoft.com/office/drawing/2016/5/11/chartex" xmlns:cx6="http://schemas.microsoft.com/office/drawing/2016/5/12/chartex" xmlns:cx7="http://schemas.microsoft.com/office/drawing/2016/5/13/chartex" xmlns:cx8="http://schemas.microsoft.com/office/drawing/2016/5/14/chartex" xmlns:mc="http://schemas.openxmlformats.org/markup-compatibility/2006" xmlns:aink="http://schemas.microsoft.com/office/drawing/2016/ink" xmlns:am3d="http://schemas.microsoft.com/office/drawing/2017/model3d" xmlns:o="urn:schemas-microsoft-com:office:office" xmlns:oel="http://schemas.microsoft.com/office/2019/extlst" xmlns:r="http://schemas.openxmlformats.org/officeDocument/2006/relationships" xmlns:m="http://schemas.openxmlformats.org/officeDocument/2006/math" xmlns:v="urn:schemas-microsoft-com:vml" xmlns:wp14="http://schemas.microsoft.com/office/word/2010/wordprocessingDrawing" xmlns:wp="http://schemas.openxmlformats.org/drawingml/2006/wordprocessingDrawing" xmlns:w10="urn:schemas-microsoft-com:office:word" xmlns:w="http://schemas.openxmlformats.org/wordprocessingml/2006/main" xmlns:w14="http://schemas.microsoft.com/office/word/2010/wordml" xmlns:w15="http://schemas.microsoft.com/office/word/2012/wordml" xmlns:w16cex="http://schemas.microsoft.com/office/word/2018/wordml/cex" xmlns:w16cid="http://schemas.microsoft.com/office/word/2016/wordml/cid" xmlns:w16="http://schemas.microsoft.com/office/word/2018/wordml" xmlns:w16sdtdh="http://schemas.microsoft.com/office/word/2020/wordml/sdtdatahash" xmlns:w16se="http://schemas.microsoft.com/office/word/2015/wordml/symex" xmlns:wpg="http://schemas.microsoft.com/office/word/2010/wordprocessingGroup" xmlns:wpi="http://schemas.microsoft.com/office/word/2010/wordprocessingInk" xmlns:wne="http://schemas.microsoft.com/office/word/2006/wordml" xmlns:wps="http://schemas.microsoft.com/office/word/2010/wordprocessingShape" mc:Ignorable="w14 w15 w16se w16cid w16 w16cex w16sdtdh wp14">
+<w:hdr xmlns:wpc="http://schemas.microsoft.com/office/word/2010/wordprocessingCanvas" xmlns:cx="http://schemas.microsoft.com/office/drawing/2014/chartex" xmlns:cx1="http://schemas.microsoft.com/office/drawing/2015/9/8/chartex" xmlns:cx2="http://schemas.microsoft.com/office/drawing/2015/10/21/chartex" xmlns:cx3="http://schemas.microsoft.com/office/drawing/2016/5/9/chartex" xmlns:cx4="http://schemas.microsoft.com/office/drawing/2016/5/10/chartex" xmlns:cx5="http://schemas.microsoft.com/office/drawing/2016/5/11/chartex" xmlns:cx6="http://schemas.microsoft.com/office/drawing/2016/5/12/chartex" xmlns:cx7="http://schemas.microsoft.com/office/drawing/2016/5/13/chartex" xmlns:cx8="http://schemas.microsoft.com/office/drawing/2016/5/14/chartex" xmlns:mc="http://schemas.openxmlformats.org/markup-compatibility/2006" xmlns:aink="http://schemas.microsoft.com/office/drawing/2016/ink" xmlns:am3d="http://schemas.microsoft.com/office/drawing/2017/model3d" xmlns:o="urn:schemas-microsoft-com:office:office" xmlns:oel="http://schemas.microsoft.com/office/2019/extlst" xmlns:r="http://schemas.openxmlformats.org/officeDocument/2006/relationships" xmlns:m="http://schemas.openxmlformats.org/officeDocument/2006/math" xmlns:v="urn:schemas-microsoft-com:vml" xmlns:wp14="http://schemas.microsoft.com/office/word/2010/wordprocessingDrawing" xmlns:wp="http://schemas.openxmlformats.org/drawingml/2006/wordprocessingDrawing" xmlns:w10="urn:schemas-microsoft-com:office:word" xmlns:w="http://schemas.openxmlformats.org/wordprocessingml/2006/main" xmlns:w14="http://schemas.microsoft.com/office/word/2010/wordml" xmlns:w15="http://schemas.microsoft.com/office/word/2012/wordml" xmlns:w16cex="http://schemas.microsoft.com/office/word/2018/wordml/cex" xmlns:w16cid="http://schemas.microsoft.com/office/word/2016/wordml/cid" xmlns:w16="http://schemas.microsoft.com/office/word/2018/wordml" xmlns:w16du="http://schemas.microsoft.com/office/word/2023/wordml/word16du" xmlns:w16sdtdh="http://schemas.microsoft.com/office/word/2020/wordml/sdtdatahash" xmlns:w16sdtfl="http://schemas.microsoft.com/office/word/2024/wordml/sdtformatlock" xmlns:w16se="http://schemas.microsoft.com/office/word/2015/wordml/symex" xmlns:wpg="http://schemas.microsoft.com/office/word/2010/wordprocessingGroup" xmlns:wpi="http://schemas.microsoft.com/office/word/2010/wordprocessingInk" xmlns:wne="http://schemas.microsoft.com/office/word/2006/wordml" xmlns:wps="http://schemas.microsoft.com/office/word/2010/wordprocessingShape" mc:Ignorable="w14 w15 w16se w16cid w16 w16cex w16sdtdh w16sdtfl w16du wp14">
   <w:p>
     <w:pPr>
       <w:pStyle w:val="Header"/>
@@ -473,7 +575,7 @@
 </file>
 
 <file path=word/header2.xml><?xml version="1.0" encoding="utf-8"?>
-<w:hdr xmlns:wpc="http://schemas.microsoft.com/office/word/2010/wordprocessingCanvas" xmlns:cx="http://schemas.microsoft.com/office/drawing/2014/chartex" xmlns:cx1="http://schemas.microsoft.com/office/drawing/2015/9/8/chartex" xmlns:cx2="http://schemas.microsoft.com/office/drawing/2015/10/21/chartex" xmlns:cx3="http://schemas.microsoft.com/office/drawing/2016/5/9/chartex" xmlns:cx4="http://schemas.microsoft.com/office/drawing/2016/5/10/chartex" xmlns:cx5="http://schemas.microsoft.com/office/drawing/2016/5/11/chartex" xmlns:cx6="http://schemas.microsoft.com/office/drawing/2016/5/12/chartex" xmlns:cx7="http://schemas.microsoft.com/office/drawing/2016/5/13/chartex" xmlns:cx8="http://schemas.microsoft.com/office/drawing/2016/5/14/chartex" xmlns:mc="http://schemas.openxmlformats.org/markup-compatibility/2006" xmlns:aink="http://schemas.microsoft.com/office/drawing/2016/ink" xmlns:am3d="http://schemas.microsoft.com/office/drawing/2017/model3d" xmlns:o="urn:schemas-microsoft-com:office:office" xmlns:oel="http://schemas.microsoft.com/office/2019/extlst" xmlns:r="http://schemas.openxmlformats.org/officeDocument/2006/relationships" xmlns:m="http://schemas.openxmlformats.org/officeDocument/2006/math" xmlns:v="urn:schemas-microsoft-com:vml" xmlns:wp14="http://schemas.microsoft.com/office/word/2010/wordprocessingDrawing" xmlns:wp="http://schemas.openxmlformats.org/drawingml/2006/wordprocessingDrawing" xmlns:w10="urn:schemas-microsoft-com:office:word" xmlns:w="http://schemas.openxmlformats.org/wordprocessingml/2006/main" xmlns:w14="http://schemas.microsoft.com/office/word/2010/wordml" xmlns:w15="http://schemas.microsoft.com/office/word/2012/wordml" xmlns:w16cex="http://schemas.microsoft.com/office/word/2018/wordml/cex" xmlns:w16cid="http://schemas.microsoft.com/office/word/2016/wordml/cid" xmlns:w16="http://schemas.microsoft.com/office/word/2018/wordml" xmlns:w16sdtdh="http://schemas.microsoft.com/office/word/2020/wordml/sdtdatahash" xmlns:w16se="http://schemas.microsoft.com/office/word/2015/wordml/symex" xmlns:wpg="http://schemas.microsoft.com/office/word/2010/wordprocessingGroup" xmlns:wpi="http://schemas.microsoft.com/office/word/2010/wordprocessingInk" xmlns:wne="http://schemas.microsoft.com/office/word/2006/wordml" xmlns:wps="http://schemas.microsoft.com/office/word/2010/wordprocessingShape" mc:Ignorable="w14 w15 w16se w16cid w16 w16cex w16sdtdh wp14">
+<w:hdr xmlns:wpc="http://schemas.microsoft.com/office/word/2010/wordprocessingCanvas" xmlns:cx="http://schemas.microsoft.com/office/drawing/2014/chartex" xmlns:cx1="http://schemas.microsoft.com/office/drawing/2015/9/8/chartex" xmlns:cx2="http://schemas.microsoft.com/office/drawing/2015/10/21/chartex" xmlns:cx3="http://schemas.microsoft.com/office/drawing/2016/5/9/chartex" xmlns:cx4="http://schemas.microsoft.com/office/drawing/2016/5/10/chartex" xmlns:cx5="http://schemas.microsoft.com/office/drawing/2016/5/11/chartex" xmlns:cx6="http://schemas.microsoft.com/office/drawing/2016/5/12/chartex" xmlns:cx7="http://schemas.microsoft.com/office/drawing/2016/5/13/chartex" xmlns:cx8="http://schemas.microsoft.com/office/drawing/2016/5/14/chartex" xmlns:mc="http://schemas.openxmlformats.org/markup-compatibility/2006" xmlns:aink="http://schemas.microsoft.com/office/drawing/2016/ink" xmlns:am3d="http://schemas.microsoft.com/office/drawing/2017/model3d" xmlns:o="urn:schemas-microsoft-com:office:office" xmlns:oel="http://schemas.microsoft.com/office/2019/extlst" xmlns:r="http://schemas.openxmlformats.org/officeDocument/2006/relationships" xmlns:m="http://schemas.openxmlformats.org/officeDocument/2006/math" xmlns:v="urn:schemas-microsoft-com:vml" xmlns:wp14="http://schemas.microsoft.com/office/word/2010/wordprocessingDrawing" xmlns:wp="http://schemas.openxmlformats.org/drawingml/2006/wordprocessingDrawing" xmlns:w10="urn:schemas-microsoft-com:office:word" xmlns:w="http://schemas.openxmlformats.org/wordprocessingml/2006/main" xmlns:w14="http://schemas.microsoft.com/office/word/2010/wordml" xmlns:w15="http://schemas.microsoft.com/office/word/2012/wordml" xmlns:w16cex="http://schemas.microsoft.com/office/word/2018/wordml/cex" xmlns:w16cid="http://schemas.microsoft.com/office/word/2016/wordml/cid" xmlns:w16="http://schemas.microsoft.com/office/word/2018/wordml" xmlns:w16du="http://schemas.microsoft.com/office/word/2023/wordml/word16du" xmlns:w16sdtdh="http://schemas.microsoft.com/office/word/2020/wordml/sdtdatahash" xmlns:w16sdtfl="http://schemas.microsoft.com/office/word/2024/wordml/sdtformatlock" xmlns:w16se="http://schemas.microsoft.com/office/word/2015/wordml/symex" xmlns:wpg="http://schemas.microsoft.com/office/word/2010/wordprocessingGroup" xmlns:wpi="http://schemas.microsoft.com/office/word/2010/wordprocessingInk" xmlns:wne="http://schemas.microsoft.com/office/word/2006/wordml" xmlns:wps="http://schemas.microsoft.com/office/word/2010/wordprocessingShape" mc:Ignorable="w14 w15 w16se w16cid w16 w16cex w16sdtdh w16sdtfl w16du wp14">
   <w:p>
     <w:pPr>
       <w:pStyle w:val="Header"/>
@@ -484,7 +586,7 @@
 </file>
 
 <file path=word/header3.xml><?xml version="1.0" encoding="utf-8"?>
-<w:hdr xmlns:wpc="http://schemas.microsoft.com/office/word/2010/wordprocessingCanvas" xmlns:cx="http://schemas.microsoft.com/office/drawing/2014/chartex" xmlns:cx1="http://schemas.microsoft.com/office/drawing/2015/9/8/chartex" xmlns:cx2="http://schemas.microsoft.com/office/drawing/2015/10/21/chartex" xmlns:cx3="http://schemas.microsoft.com/office/drawing/2016/5/9/chartex" xmlns:cx4="http://schemas.microsoft.com/office/drawing/2016/5/10/chartex" xmlns:cx5="http://schemas.microsoft.com/office/drawing/2016/5/11/chartex" xmlns:cx6="http://schemas.microsoft.com/office/drawing/2016/5/12/chartex" xmlns:cx7="http://schemas.microsoft.com/office/drawing/2016/5/13/chartex" xmlns:cx8="http://schemas.microsoft.com/office/drawing/2016/5/14/chartex" xmlns:mc="http://schemas.openxmlformats.org/markup-compatibility/2006" xmlns:aink="http://schemas.microsoft.com/office/drawing/2016/ink" xmlns:am3d="http://schemas.microsoft.com/office/drawing/2017/model3d" xmlns:o="urn:schemas-microsoft-com:office:office" xmlns:oel="http://schemas.microsoft.com/office/2019/extlst" xmlns:r="http://schemas.openxmlformats.org/officeDocument/2006/relationships" xmlns:m="http://schemas.openxmlformats.org/officeDocument/2006/math" xmlns:v="urn:schemas-microsoft-com:vml" xmlns:wp14="http://schemas.microsoft.com/office/word/2010/wordprocessingDrawing" xmlns:wp="http://schemas.openxmlformats.org/drawingml/2006/wordprocessingDrawing" xmlns:w10="urn:schemas-microsoft-com:office:word" xmlns:w="http://schemas.openxmlformats.org/wordprocessingml/2006/main" xmlns:w14="http://schemas.microsoft.com/office/word/2010/wordml" xmlns:w15="http://schemas.microsoft.com/office/word/2012/wordml" xmlns:w16cex="http://schemas.microsoft.com/office/word/2018/wordml/cex" xmlns:w16cid="http://schemas.microsoft.com/office/word/2016/wordml/cid" xmlns:w16="http://schemas.microsoft.com/office/word/2018/wordml" xmlns:w16sdtdh="http://schemas.microsoft.com/office/word/2020/wordml/sdtdatahash" xmlns:w16se="http://schemas.microsoft.com/office/word/2015/wordml/symex" xmlns:wpg="http://schemas.microsoft.com/office/word/2010/wordprocessingGroup" xmlns:wpi="http://schemas.microsoft.com/office/word/2010/wordprocessingInk" xmlns:wne="http://schemas.microsoft.com/office/word/2006/wordml" xmlns:wps="http://schemas.microsoft.com/office/word/2010/wordprocessingShape" mc:Ignorable="w14 w15 w16se w16cid w16 w16cex w16sdtdh wp14">
+<w:hdr xmlns:wpc="http://schemas.microsoft.com/office/word/2010/wordprocessingCanvas" xmlns:cx="http://schemas.microsoft.com/office/drawing/2014/chartex" xmlns:cx1="http://schemas.microsoft.com/office/drawing/2015/9/8/chartex" xmlns:cx2="http://schemas.microsoft.com/office/drawing/2015/10/21/chartex" xmlns:cx3="http://schemas.microsoft.com/office/drawing/2016/5/9/chartex" xmlns:cx4="http://schemas.microsoft.com/office/drawing/2016/5/10/chartex" xmlns:cx5="http://schemas.microsoft.com/office/drawing/2016/5/11/chartex" xmlns:cx6="http://schemas.microsoft.com/office/drawing/2016/5/12/chartex" xmlns:cx7="http://schemas.microsoft.com/office/drawing/2016/5/13/chartex" xmlns:cx8="http://schemas.microsoft.com/office/drawing/2016/5/14/chartex" xmlns:mc="http://schemas.openxmlformats.org/markup-compatibility/2006" xmlns:aink="http://schemas.microsoft.com/office/drawing/2016/ink" xmlns:am3d="http://schemas.microsoft.com/office/drawing/2017/model3d" xmlns:o="urn:schemas-microsoft-com:office:office" xmlns:oel="http://schemas.microsoft.com/office/2019/extlst" xmlns:r="http://schemas.openxmlformats.org/officeDocument/2006/relationships" xmlns:m="http://schemas.openxmlformats.org/officeDocument/2006/math" xmlns:v="urn:schemas-microsoft-com:vml" xmlns:wp14="http://schemas.microsoft.com/office/word/2010/wordprocessingDrawing" xmlns:wp="http://schemas.openxmlformats.org/drawingml/2006/wordprocessingDrawing" xmlns:w10="urn:schemas-microsoft-com:office:word" xmlns:w="http://schemas.openxmlformats.org/wordprocessingml/2006/main" xmlns:w14="http://schemas.microsoft.com/office/word/2010/wordml" xmlns:w15="http://schemas.microsoft.com/office/word/2012/wordml" xmlns:w16cex="http://schemas.microsoft.com/office/word/2018/wordml/cex" xmlns:w16cid="http://schemas.microsoft.com/office/word/2016/wordml/cid" xmlns:w16="http://schemas.microsoft.com/office/word/2018/wordml" xmlns:w16du="http://schemas.microsoft.com/office/word/2023/wordml/word16du" xmlns:w16sdtdh="http://schemas.microsoft.com/office/word/2020/wordml/sdtdatahash" xmlns:w16sdtfl="http://schemas.microsoft.com/office/word/2024/wordml/sdtformatlock" xmlns:w16se="http://schemas.microsoft.com/office/word/2015/wordml/symex" xmlns:wpg="http://schemas.microsoft.com/office/word/2010/wordprocessingGroup" xmlns:wpi="http://schemas.microsoft.com/office/word/2010/wordprocessingInk" xmlns:wne="http://schemas.microsoft.com/office/word/2006/wordml" xmlns:wps="http://schemas.microsoft.com/office/word/2010/wordprocessingShape" mc:Ignorable="w14 w15 w16se w16cid w16 w16cex w16sdtdh w16sdtfl w16du wp14">
   <w:p>
     <w:pPr>
       <w:pStyle w:val="Header"/>
@@ -493,7 +595,7 @@
     <w:r>
       <w:tab/>
       <w:tab/>
-      <w:t>2026-06-17</w:t>
+      <w:t>2026-06-18</w:t>
       <w:br/>
       <w:br/>
     </w:r>
@@ -506,7 +608,7 @@
 </file>
 
 <file path=word/numbering.xml><?xml version="1.0" encoding="utf-8"?>
-<w:numbering xmlns:wpc="http://schemas.microsoft.com/office/word/2010/wordprocessingCanvas" xmlns:cx="http://schemas.microsoft.com/office/drawing/2014/chartex" xmlns:cx1="http://schemas.microsoft.com/office/drawing/2015/9/8/chartex" xmlns:cx2="http://schemas.microsoft.com/office/drawing/2015/10/21/chartex" xmlns:cx3="http://schemas.microsoft.com/office/drawing/2016/5/9/chartex" xmlns:cx4="http://schemas.microsoft.com/office/drawing/2016/5/10/chartex" xmlns:cx5="http://schemas.microsoft.com/office/drawing/2016/5/11/chartex" xmlns:cx6="http://schemas.microsoft.com/office/drawing/2016/5/12/chartex" xmlns:cx7="http://schemas.microsoft.com/office/drawing/2016/5/13/chartex" xmlns:cx8="http://schemas.microsoft.com/office/drawing/2016/5/14/chartex" xmlns:mc="http://schemas.openxmlformats.org/markup-compatibility/2006" xmlns:aink="http://schemas.microsoft.com/office/drawing/2016/ink" xmlns:am3d="http://schemas.microsoft.com/office/drawing/2017/model3d" xmlns:o="urn:schemas-microsoft-com:office:office" xmlns:oel="http://schemas.microsoft.com/office/2019/extlst" xmlns:r="http://schemas.openxmlformats.org/officeDocument/2006/relationships" xmlns:m="http://schemas.openxmlformats.org/officeDocument/2006/math" xmlns:v="urn:schemas-microsoft-com:vml" xmlns:wp14="http://schemas.microsoft.com/office/word/2010/wordprocessingDrawing" xmlns:wp="http://schemas.openxmlformats.org/drawingml/2006/wordprocessingDrawing" xmlns:w10="urn:schemas-microsoft-com:office:word" xmlns:w="http://schemas.openxmlformats.org/wordprocessingml/2006/main" xmlns:w14="http://schemas.microsoft.com/office/word/2010/wordml" xmlns:w15="http://schemas.microsoft.com/office/word/2012/wordml" xmlns:w16cex="http://schemas.microsoft.com/office/word/2018/wordml/cex" xmlns:w16cid="http://schemas.microsoft.com/office/word/2016/wordml/cid" xmlns:w16="http://schemas.microsoft.com/office/word/2018/wordml" xmlns:w16sdtdh="http://schemas.microsoft.com/office/word/2020/wordml/sdtdatahash" xmlns:w16se="http://schemas.microsoft.com/office/word/2015/wordml/symex" xmlns:wpg="http://schemas.microsoft.com/office/word/2010/wordprocessingGroup" xmlns:wpi="http://schemas.microsoft.com/office/word/2010/wordprocessingInk" xmlns:wne="http://schemas.microsoft.com/office/word/2006/wordml" xmlns:wps="http://schemas.microsoft.com/office/word/2010/wordprocessingShape" mc:Ignorable="w14 w15 w16se w16cid w16 w16cex w16sdtdh wp14">
+<w:numbering xmlns:wpc="http://schemas.microsoft.com/office/word/2010/wordprocessingCanvas" xmlns:cx="http://schemas.microsoft.com/office/drawing/2014/chartex" xmlns:cx1="http://schemas.microsoft.com/office/drawing/2015/9/8/chartex" xmlns:cx2="http://schemas.microsoft.com/office/drawing/2015/10/21/chartex" xmlns:cx3="http://schemas.microsoft.com/office/drawing/2016/5/9/chartex" xmlns:cx4="http://schemas.microsoft.com/office/drawing/2016/5/10/chartex" xmlns:cx5="http://schemas.microsoft.com/office/drawing/2016/5/11/chartex" xmlns:cx6="http://schemas.microsoft.com/office/drawing/2016/5/12/chartex" xmlns:cx7="http://schemas.microsoft.com/office/drawing/2016/5/13/chartex" xmlns:cx8="http://schemas.microsoft.com/office/drawing/2016/5/14/chartex" xmlns:mc="http://schemas.openxmlformats.org/markup-compatibility/2006" xmlns:aink="http://schemas.microsoft.com/office/drawing/2016/ink" xmlns:am3d="http://schemas.microsoft.com/office/drawing/2017/model3d" xmlns:o="urn:schemas-microsoft-com:office:office" xmlns:oel="http://schemas.microsoft.com/office/2019/extlst" xmlns:r="http://schemas.openxmlformats.org/officeDocument/2006/relationships" xmlns:m="http://schemas.openxmlformats.org/officeDocument/2006/math" xmlns:v="urn:schemas-microsoft-com:vml" xmlns:wp14="http://schemas.microsoft.com/office/word/2010/wordprocessingDrawing" xmlns:wp="http://schemas.openxmlformats.org/drawingml/2006/wordprocessingDrawing" xmlns:w10="urn:schemas-microsoft-com:office:word" xmlns:w="http://schemas.openxmlformats.org/wordprocessingml/2006/main" xmlns:w14="http://schemas.microsoft.com/office/word/2010/wordml" xmlns:w15="http://schemas.microsoft.com/office/word/2012/wordml" xmlns:w16cex="http://schemas.microsoft.com/office/word/2018/wordml/cex" xmlns:w16cid="http://schemas.microsoft.com/office/word/2016/wordml/cid" xmlns:w16="http://schemas.microsoft.com/office/word/2018/wordml" xmlns:w16du="http://schemas.microsoft.com/office/word/2023/wordml/word16du" xmlns:w16sdtdh="http://schemas.microsoft.com/office/word/2020/wordml/sdtdatahash" xmlns:w16sdtfl="http://schemas.microsoft.com/office/word/2024/wordml/sdtformatlock" xmlns:w16se="http://schemas.microsoft.com/office/word/2015/wordml/symex" xmlns:wpg="http://schemas.microsoft.com/office/word/2010/wordprocessingGroup" xmlns:wpi="http://schemas.microsoft.com/office/word/2010/wordprocessingInk" xmlns:wne="http://schemas.microsoft.com/office/word/2006/wordml" xmlns:wps="http://schemas.microsoft.com/office/word/2010/wordprocessingShape" mc:Ignorable="w14 w15 w16se w16cid w16 w16cex w16sdtdh w16sdtfl w16du wp14">
   <w:abstractNum w:abstractNumId="0" w15:restartNumberingAfterBreak="0">
     <w:nsid w:val="FFFFFF7C"/>
     <w:multiLevelType w:val="singleLevel"/>
@@ -709,7 +811,7 @@
 </file>
 
 <file path=word/styles.xml><?xml version="1.0" encoding="utf-8"?>
-<w:styles xmlns:mc="http://schemas.openxmlformats.org/markup-compatibility/2006" xmlns:r="http://schemas.openxmlformats.org/officeDocument/2006/relationships" xmlns:w="http://schemas.openxmlformats.org/wordprocessingml/2006/main" xmlns:w14="http://schemas.microsoft.com/office/word/2010/wordml" xmlns:w15="http://schemas.microsoft.com/office/word/2012/wordml" xmlns:w16cex="http://schemas.microsoft.com/office/word/2018/wordml/cex" xmlns:w16cid="http://schemas.microsoft.com/office/word/2016/wordml/cid" xmlns:w16="http://schemas.microsoft.com/office/word/2018/wordml" xmlns:w16sdtdh="http://schemas.microsoft.com/office/word/2020/wordml/sdtdatahash" xmlns:w16se="http://schemas.microsoft.com/office/word/2015/wordml/symex" mc:Ignorable="w14 w15 w16se w16cid w16 w16cex w16sdtdh">
+<w:styles xmlns:mc="http://schemas.openxmlformats.org/markup-compatibility/2006" xmlns:r="http://schemas.openxmlformats.org/officeDocument/2006/relationships" xmlns:w="http://schemas.openxmlformats.org/wordprocessingml/2006/main" xmlns:w14="http://schemas.microsoft.com/office/word/2010/wordml" xmlns:w15="http://schemas.microsoft.com/office/word/2012/wordml" xmlns:w16cex="http://schemas.microsoft.com/office/word/2018/wordml/cex" xmlns:w16cid="http://schemas.microsoft.com/office/word/2016/wordml/cid" xmlns:w16="http://schemas.microsoft.com/office/word/2018/wordml" xmlns:w16du="http://schemas.microsoft.com/office/word/2023/wordml/word16du" xmlns:w16sdtdh="http://schemas.microsoft.com/office/word/2020/wordml/sdtdatahash" xmlns:w16sdtfl="http://schemas.microsoft.com/office/word/2024/wordml/sdtformatlock" xmlns:w16se="http://schemas.microsoft.com/office/word/2015/wordml/symex" mc:Ignorable="w14 w15 w16se w16cid w16 w16cex w16sdtdh w16sdtfl w16du">
   <w:docDefaults>
     <w:rPrDefault>
       <w:rPr>
@@ -1467,7 +1569,7 @@
     <w:link w:val="TitleChar"/>
     <w:uiPriority w:val="10"/>
     <w:qFormat/>
-    <w:rsid w:val="007106C8"/>
+    <w:rsid w:val="00E854FA"/>
     <w:pPr>
       <w:spacing w:after="300" w:line="240" w:lineRule="auto"/>
       <w:contextualSpacing/>
@@ -1477,7 +1579,7 @@
       <w:rFonts w:eastAsiaTheme="majorEastAsia" w:cstheme="majorBidi"/>
       <w:spacing w:val="5"/>
       <w:kern w:val="28"/>
-      <w:sz w:val="52"/>
+      <w:sz w:val="40"/>
       <w:szCs w:val="52"/>
       <w:lang w:val="sv-SE" w:eastAsia="en-US" w:bidi="ar-SA"/>
     </w:rPr>
@@ -1487,12 +1589,12 @@
     <w:basedOn w:val="DefaultParagraphFont"/>
     <w:link w:val="Title"/>
     <w:uiPriority w:val="10"/>
-    <w:rsid w:val="007106C8"/>
+    <w:rsid w:val="00E854FA"/>
     <w:rPr>
       <w:rFonts w:ascii="Times New Roman" w:eastAsiaTheme="majorEastAsia" w:hAnsi="Times New Roman" w:cstheme="majorBidi"/>
       <w:spacing w:val="5"/>
       <w:kern w:val="28"/>
-      <w:sz w:val="52"/>
+      <w:sz w:val="40"/>
       <w:szCs w:val="52"/>
       <w:lang w:val="sv-SE" w:eastAsia="en-US" w:bidi="ar-SA"/>
     </w:rPr>

--- a/tillsyn/A 19705-2022 tillsynsbegäran.docx
+++ b/tillsyn/A 19705-2022 tillsynsbegäran.docx
@@ -595,7 +595,7 @@
     <w:r>
       <w:tab/>
       <w:tab/>
-      <w:t>2026-06-18</w:t>
+      <w:t>2026-06-19</w:t>
       <w:br/>
       <w:br/>
     </w:r>

--- a/tillsyn/A 19705-2022 tillsynsbegäran.docx
+++ b/tillsyn/A 19705-2022 tillsynsbegäran.docx
@@ -595,7 +595,7 @@
     <w:r>
       <w:tab/>
       <w:tab/>
-      <w:t>2026-06-19</w:t>
+      <w:t>2026-06-20</w:t>
       <w:br/>
       <w:br/>
     </w:r>

--- a/tillsyn/A 19705-2022 tillsynsbegäran.docx
+++ b/tillsyn/A 19705-2022 tillsynsbegäran.docx
@@ -12,10 +12,7 @@
     </w:p>
     <w:p>
       <w:r>
-        <w:t>Detta dokument behandlar höga naturvärden i avverkningsanmälan A 19705-2022 i Åsele kommun som inkom 2022-05-13 och omfattar 2,2 ha.</w:t>
-      </w:r>
-      <w:r>
-        <w:t xml:space="preserve"> I Figur 1 visas fyndplatser för naturvårdsarter i området, som finns registrerade på Artportalen.</w:t>
+        <w:t>Denna tillsynsbegäran behandlar höga naturvärden i avverkningsanmälan A 19705-2022 i Åsele kommun som inkom 2022-05-13 och omfattar 2,2 ha.</w:t>
       </w:r>
     </w:p>
     <w:p>
@@ -63,7 +60,20 @@
         <w:spacing w:after="240"/>
       </w:pPr>
       <w:r>
-        <w:t>Figur 1. Fyndplatser för naturvårdsarter i och inom 8 meter från avverkningsanmälan (röd linje). Inom parentes anges rödlistekategorier, S för signalarter, Tför typiska arter och fridlysningsparagrafer i artskyddsförordningen.Markörer utan svart kant är placerade på fyndplatsen. Markörer med svart kant är placerade vid sidan av fyndplatsen och har ett svart streck som visar fyndplatsens exakta position. Kartans mittpunktskoordinat är N 7103430, E 668938 i SWEREF 99 TM.</w:t>
+        <w:t>Figur 1. Fyndplatser för naturvårdsarter i och inom 8 meter från avverkningsanmälan. Markörer utan svart kant är placerade på fyndplatsen. Markörer med svart kant är placerade vid sidan av fyndplatsen har ett svart streck som visar fyndplatsens exakta position. Kartans mittpunktskoordinat är N 7103430, E 668938 i SWEREF 99 TM.</w:t>
+      </w:r>
+    </w:p>
+    <w:p>
+      <w:r>
+        <w:t>I och inom 8 meter från avverkningsanmälan finns fynd av 3 naturvårdsarter, varav 3 är rödlistade, 1 är fridlyst och 3 är typiska (T): garnlav (VU, T), tretåig hackspett (NT, T, §4) och ullticka (NT, T). Se Figur 1.</w:t>
+      </w:r>
+    </w:p>
+    <w:p>
+      <w:pPr>
+        <w:pStyle w:val="Heading1"/>
+      </w:pPr>
+      <w:r>
+        <w:t>Tillsynsbegäran</w:t>
       </w:r>
     </w:p>
     <w:p>
@@ -77,53 +87,45 @@
       </w:r>
     </w:p>
     <w:p>
-      <w:r>
-        <w:t>Nedan beskrivs fynd av naturvårdsarter och fridlysta arter som gjorts i det avverkningsanmälda området. I BILAGA 1 finns artfakta om fridlysta arter.</w:t>
-      </w:r>
-    </w:p>
-    <w:p>
       <w:pPr>
         <w:pStyle w:val="Heading1"/>
       </w:pPr>
       <w:r>
-        <w:t>Naturvårdsarter</w:t>
+        <w:t>Naturvårdsarter och fridlysta arter</w:t>
       </w:r>
     </w:p>
     <w:p>
       <w:r>
-        <w:t>I och inom 8 meter från avverkningsanmälan har följande 3 naturvårdsarter hittats: garnlav (VU, T), tretåig hackspett (NT, T, §4) och ullticka (NT, T). Av dessa är 3 rödlistade. För rödlistade arter har rödlistekategorin angivits inom parentes. Typiska arter inom Natura 2000 som är kopplade till skogsekosystem har markerats med (T). För fridlysta arter anges även paragrafen i Artskyddsförordningen som arten är fridlyst enligt.</w:t>
+        <w:t>Nedan följer beskrivningar av de naturvårdsarter och fridlysta arter som har sina livsmiljöer och växtplatser i den avverkningsanmälda skogen. Se även ytterligare artfakta i BILAGA 1. De påträffade naturvårdsarterna är ett tydligt kvitto på att det rör sig om en skog med höga naturvärden.</w:t>
       </w:r>
     </w:p>
     <w:p>
       <w:r>
-        <w:t>De påträffade naturvårdsarterna är ett tydligt kvitto på att det rör sig om en skog med höga naturvärden.</w:t>
+        <w:rPr>
+          <w:b/>
+        </w:rPr>
+        <w:t>Garnlav (VU)</w:t>
       </w:r>
-    </w:p>
-    <w:p>
-      <w:pPr>
-        <w:pStyle w:val="Heading2"/>
-      </w:pPr>
       <w:r>
-        <w:t>Fridlysta arter</w:t>
-      </w:r>
-    </w:p>
-    <w:p>
-      <w:r>
-        <w:t>Följande fridlysta arter har sina livsmiljöer och växtplatser i den avverkningsanmälda skogen: tretåig hackspett (NT, T, §4).</w:t>
-      </w:r>
-    </w:p>
-    <w:p>
-      <w:r>
-        <w:t xml:space="preserve">Observera att medlemsländerna är skyldiga att agera i enlighet med EU:s fågeldirektiv där det uttryckligen står att direktivet gäller för fåglar samt för deras ägg, bon och </w:t>
+        <w:t xml:space="preserve"> är en utpräglad barrskogsart som ibland kan drapera träden i norrländska grannaturskogar med hög luftfuktighet. Den förekommer även i talldominerade bestånd där den, förutom i trädens grenverk, påträffas hängande över ojämnheter i tallbarken. Arten har minskat starkt i södra och mellersta Sverige och den minskar även i sitt nordliga utbredningsområde. Minskningstakten uppgår till 30 (20–50) % inom 50 år och överstiger gränsvärdet för Sårbar (VU). Orsaken till tillbakagången beror främst på slutavverkningar av naturskogsartade skogar. Bestånd med riklig förekomst bör regelmässigt sparas, vilket även gynnar flera andra sällsynta och rödlistade arter. Garnlav är värdväxt för den mycket sällsynta och akut hotade fjärilen barrskogslavfly (CR) som hör hemma i boreala barrskogar med riklig förekomst av värdväxten. Tidigare kunde arten konstateras årligen på flera platser vid Dala-Floda i Dalarna innan lokalerna kalavverkades. Senaste fyndet i landet av barrskogslavfly är från år 2000 då den påträffades vid Högberget i Sollefteå kommun. Garnlav är typisk art för </w:t>
       </w:r>
       <w:r>
         <w:rPr>
-          <w:b/>
+          <w:i/>
         </w:rPr>
-        <w:t xml:space="preserve">livsmiljöer </w:t>
+        <w:t xml:space="preserve">9010 Taiga </w:t>
       </w:r>
       <w:r>
-        <w:t>(artikel 1). Vidare att de åtgärder som vidtas inte får leda till en försämring av den nuvarande situationen beträffande bevarandet av de fågelarter som avses i artikel 1 (artikel 13). Fågeldirektivet är styrande för tillsynsansvariga myndigheters ärendehantering, ställningstaganden och beslutsfattande.</w:t>
+        <w:t>och</w:t>
+      </w:r>
+      <w:r>
+        <w:rPr>
+          <w:i/>
+        </w:rPr>
+        <w:t xml:space="preserve"> 9070 Trädklädd betesmark</w:t>
+      </w:r>
+      <w:r>
+        <w:t xml:space="preserve"> (SLU Artdatabanken, 2026).</w:t>
       </w:r>
     </w:p>
     <w:p>
@@ -153,48 +155,6 @@
       </w:r>
       <w:r>
         <w:t xml:space="preserve"> (Skogsstyrelsen, 2016; SLU Artdatabanken, 2024).</w:t>
-      </w:r>
-    </w:p>
-    <w:p>
-      <w:r>
-        <w:t>I BILAGA 1 finns mer detaljerad information om ekologi samt krav på livsmiljö hos fridlysta arter.</w:t>
-      </w:r>
-    </w:p>
-    <w:p>
-      <w:pPr>
-        <w:pStyle w:val="Heading2"/>
-      </w:pPr>
-      <w:r>
-        <w:t>Övriga naturvårdsarter</w:t>
-      </w:r>
-    </w:p>
-    <w:p>
-      <w:r>
-        <w:rPr>
-          <w:b/>
-        </w:rPr>
-        <w:t>Garnlav (VU)</w:t>
-      </w:r>
-      <w:r>
-        <w:t xml:space="preserve"> är en utpräglad barrskogsart som ibland kan drapera träden i norrländska grannaturskogar med hög luftfuktighet. Den förekommer även i talldominerade bestånd där den, förutom i trädens grenverk, påträffas hängande över ojämnheter i tallbarken. Arten har minskat starkt i södra och mellersta Sverige och den minskar även i sitt nordliga utbredningsområde. Minskningstakten uppgår till 30 (20–50) % inom 50 år och överstiger gränsvärdet för Sårbar (VU). Orsaken till tillbakagången beror främst på slutavverkningar av naturskogsartade skogar. Bestånd med riklig förekomst bör regelmässigt sparas, vilket även gynnar flera andra sällsynta och rödlistade arter. Garnlav är värdväxt för den mycket sällsynta och akut hotade fjärilen barrskogslavfly (CR) som hör hemma i boreala barrskogar med riklig förekomst av värdväxten. Tidigare kunde arten konstateras årligen på flera platser vid Dala-Floda i Dalarna innan lokalerna kalavverkades. Senaste fyndet i landet av barrskogslavfly är från år 2000 då den påträffades vid Högberget i Sollefteå kommun. Garnlav är typisk art för </w:t>
-      </w:r>
-      <w:r>
-        <w:rPr>
-          <w:i/>
-        </w:rPr>
-        <w:t xml:space="preserve">9010 Taiga </w:t>
-      </w:r>
-      <w:r>
-        <w:t>och</w:t>
-      </w:r>
-      <w:r>
-        <w:rPr>
-          <w:i/>
-        </w:rPr>
-        <w:t xml:space="preserve"> 9070 Trädklädd betesmark</w:t>
-      </w:r>
-      <w:r>
-        <w:t xml:space="preserve"> (SLU Artdatabanken, 2026).</w:t>
       </w:r>
     </w:p>
     <w:p>
@@ -251,6 +211,28 @@
       </w:r>
       <w:r>
         <w:t xml:space="preserve"> (SLU Artdatabanken, 2026; Nitare &amp; Skogsstyrelsen, 2019; Miettinen &amp; Niemelä, 2018).</w:t>
+      </w:r>
+    </w:p>
+    <w:p>
+      <w:pPr>
+        <w:pStyle w:val="Heading1"/>
+      </w:pPr>
+      <w:r>
+        <w:t>EU:s fågeldirektiv</w:t>
+      </w:r>
+    </w:p>
+    <w:p>
+      <w:r>
+        <w:t xml:space="preserve">Europeiska unionens medlemsländer är skyldiga att agera i enlighet med EU:s fågeldirektiv där det uttryckligen står att direktivet gäller för fåglar samt för deras ägg, bon och </w:t>
+      </w:r>
+      <w:r>
+        <w:rPr>
+          <w:b/>
+        </w:rPr>
+        <w:t xml:space="preserve">livsmiljöer </w:t>
+      </w:r>
+      <w:r>
+        <w:t>(artikel 1). Vidare att de åtgärder som vidtas inte får leda till en försämring av den nuvarande situationen beträffande bevarandet av de fågelarter som avses i artikel 1 (artikel 13). Fågeldirektivet är styrande för tillsynsansvariga myndigheters ärendehantering, ställningstaganden och beslutsfattande.</w:t>
       </w:r>
     </w:p>
     <w:p>
@@ -595,7 +577,7 @@
     <w:r>
       <w:tab/>
       <w:tab/>
-      <w:t>2026-06-20</w:t>
+      <w:t>2026-06-21</w:t>
       <w:br/>
       <w:br/>
     </w:r>

--- a/tillsyn/A 19705-2022 tillsynsbegäran.docx
+++ b/tillsyn/A 19705-2022 tillsynsbegäran.docx
@@ -577,7 +577,7 @@
     <w:r>
       <w:tab/>
       <w:tab/>
-      <w:t>2026-06-21</w:t>
+      <w:t>2026-06-22</w:t>
       <w:br/>
       <w:br/>
     </w:r>

--- a/tillsyn/A 19705-2022 tillsynsbegäran.docx
+++ b/tillsyn/A 19705-2022 tillsynsbegäran.docx
@@ -577,7 +577,7 @@
     <w:r>
       <w:tab/>
       <w:tab/>
-      <w:t>2026-06-22</w:t>
+      <w:t>2026-06-23</w:t>
       <w:br/>
       <w:br/>
     </w:r>

--- a/tillsyn/A 19705-2022 tillsynsbegäran.docx
+++ b/tillsyn/A 19705-2022 tillsynsbegäran.docx
@@ -577,7 +577,7 @@
     <w:r>
       <w:tab/>
       <w:tab/>
-      <w:t>2026-06-23</w:t>
+      <w:t>2026-06-24</w:t>
       <w:br/>
       <w:br/>
     </w:r>

--- a/tillsyn/A 19705-2022 tillsynsbegäran.docx
+++ b/tillsyn/A 19705-2022 tillsynsbegäran.docx
@@ -577,7 +577,7 @@
     <w:r>
       <w:tab/>
       <w:tab/>
-      <w:t>2026-06-24</w:t>
+      <w:t>2026-06-25</w:t>
       <w:br/>
       <w:br/>
     </w:r>

--- a/tillsyn/A 19705-2022 tillsynsbegäran.docx
+++ b/tillsyn/A 19705-2022 tillsynsbegäran.docx
@@ -577,7 +577,7 @@
     <w:r>
       <w:tab/>
       <w:tab/>
-      <w:t>2026-06-25</w:t>
+      <w:t>2026-06-26</w:t>
       <w:br/>
       <w:br/>
     </w:r>

--- a/tillsyn/A 19705-2022 tillsynsbegäran.docx
+++ b/tillsyn/A 19705-2022 tillsynsbegäran.docx
@@ -577,7 +577,7 @@
     <w:r>
       <w:tab/>
       <w:tab/>
-      <w:t>2026-06-26</w:t>
+      <w:t>2026-06-27</w:t>
       <w:br/>
       <w:br/>
     </w:r>

--- a/tillsyn/A 19705-2022 tillsynsbegäran.docx
+++ b/tillsyn/A 19705-2022 tillsynsbegäran.docx
@@ -577,7 +577,7 @@
     <w:r>
       <w:tab/>
       <w:tab/>
-      <w:t>2026-06-27</w:t>
+      <w:t>2026-06-28</w:t>
       <w:br/>
       <w:br/>
     </w:r>

--- a/tillsyn/A 19705-2022 tillsynsbegäran.docx
+++ b/tillsyn/A 19705-2022 tillsynsbegäran.docx
@@ -577,7 +577,7 @@
     <w:r>
       <w:tab/>
       <w:tab/>
-      <w:t>2026-06-28</w:t>
+      <w:t>2026-06-29</w:t>
       <w:br/>
       <w:br/>
     </w:r>

--- a/tillsyn/A 19705-2022 tillsynsbegäran.docx
+++ b/tillsyn/A 19705-2022 tillsynsbegäran.docx
@@ -577,7 +577,7 @@
     <w:r>
       <w:tab/>
       <w:tab/>
-      <w:t>2026-06-29</w:t>
+      <w:t>2026-06-30</w:t>
       <w:br/>
       <w:br/>
     </w:r>

--- a/tillsyn/A 19705-2022 tillsynsbegäran.docx
+++ b/tillsyn/A 19705-2022 tillsynsbegäran.docx
@@ -577,7 +577,7 @@
     <w:r>
       <w:tab/>
       <w:tab/>
-      <w:t>2026-06-30</w:t>
+      <w:t>2026-07-01</w:t>
       <w:br/>
       <w:br/>
     </w:r>

--- a/tillsyn/A 19705-2022 tillsynsbegäran.docx
+++ b/tillsyn/A 19705-2022 tillsynsbegäran.docx
@@ -577,7 +577,7 @@
     <w:r>
       <w:tab/>
       <w:tab/>
-      <w:t>2026-07-01</w:t>
+      <w:t>2026-07-02</w:t>
       <w:br/>
       <w:br/>
     </w:r>

--- a/tillsyn/A 19705-2022 tillsynsbegäran.docx
+++ b/tillsyn/A 19705-2022 tillsynsbegäran.docx
@@ -577,7 +577,7 @@
     <w:r>
       <w:tab/>
       <w:tab/>
-      <w:t>2026-07-13</w:t>
+      <w:t>2026-07-14</w:t>
       <w:br/>
       <w:br/>
     </w:r>

--- a/tillsyn/A 19705-2022 tillsynsbegäran.docx
+++ b/tillsyn/A 19705-2022 tillsynsbegäran.docx
@@ -577,7 +577,7 @@
     <w:r>
       <w:tab/>
       <w:tab/>
-      <w:t>2026-07-14</w:t>
+      <w:t>2026-07-15</w:t>
       <w:br/>
       <w:br/>
     </w:r>

--- a/tillsyn/A 19705-2022 tillsynsbegäran.docx
+++ b/tillsyn/A 19705-2022 tillsynsbegäran.docx
@@ -577,7 +577,7 @@
     <w:r>
       <w:tab/>
       <w:tab/>
-      <w:t>2026-07-15</w:t>
+      <w:t>2026-07-16</w:t>
       <w:br/>
       <w:br/>
     </w:r>

--- a/tillsyn/A 19705-2022 tillsynsbegäran.docx
+++ b/tillsyn/A 19705-2022 tillsynsbegäran.docx
@@ -577,7 +577,7 @@
     <w:r>
       <w:tab/>
       <w:tab/>
-      <w:t>2026-07-16</w:t>
+      <w:t>2026-07-17</w:t>
       <w:br/>
       <w:br/>
     </w:r>

--- a/tillsyn/A 19705-2022 tillsynsbegäran.docx
+++ b/tillsyn/A 19705-2022 tillsynsbegäran.docx
@@ -577,7 +577,7 @@
     <w:r>
       <w:tab/>
       <w:tab/>
-      <w:t>2026-07-17</w:t>
+      <w:t>2026-07-18</w:t>
       <w:br/>
       <w:br/>
     </w:r>

--- a/tillsyn/A 19705-2022 tillsynsbegäran.docx
+++ b/tillsyn/A 19705-2022 tillsynsbegäran.docx
@@ -577,7 +577,7 @@
     <w:r>
       <w:tab/>
       <w:tab/>
-      <w:t>2026-07-18</w:t>
+      <w:t>2026-07-19</w:t>
       <w:br/>
       <w:br/>
     </w:r>

--- a/tillsyn/A 19705-2022 tillsynsbegäran.docx
+++ b/tillsyn/A 19705-2022 tillsynsbegäran.docx
@@ -577,7 +577,7 @@
     <w:r>
       <w:tab/>
       <w:tab/>
-      <w:t>2026-07-19</w:t>
+      <w:t>2026-07-20</w:t>
       <w:br/>
       <w:br/>
     </w:r>

--- a/tillsyn/A 19705-2022 tillsynsbegäran.docx
+++ b/tillsyn/A 19705-2022 tillsynsbegäran.docx
@@ -577,7 +577,7 @@
     <w:r>
       <w:tab/>
       <w:tab/>
-      <w:t>2026-07-20</w:t>
+      <w:t>2026-07-21</w:t>
       <w:br/>
       <w:br/>
     </w:r>

--- a/tillsyn/A 19705-2022 tillsynsbegäran.docx
+++ b/tillsyn/A 19705-2022 tillsynsbegäran.docx
@@ -577,7 +577,7 @@
     <w:r>
       <w:tab/>
       <w:tab/>
-      <w:t>2026-07-21</w:t>
+      <w:t>2026-07-22</w:t>
       <w:br/>
       <w:br/>
     </w:r>

--- a/tillsyn/A 19705-2022 tillsynsbegäran.docx
+++ b/tillsyn/A 19705-2022 tillsynsbegäran.docx
@@ -577,7 +577,7 @@
     <w:r>
       <w:tab/>
       <w:tab/>
-      <w:t>2026-07-22</w:t>
+      <w:t>2026-07-23</w:t>
       <w:br/>
       <w:br/>
     </w:r>

--- a/tillsyn/A 19705-2022 tillsynsbegäran.docx
+++ b/tillsyn/A 19705-2022 tillsynsbegäran.docx
@@ -577,7 +577,7 @@
     <w:r>
       <w:tab/>
       <w:tab/>
-      <w:t>2026-07-23</w:t>
+      <w:t>2026-07-24</w:t>
       <w:br/>
       <w:br/>
     </w:r>

--- a/tillsyn/A 19705-2022 tillsynsbegäran.docx
+++ b/tillsyn/A 19705-2022 tillsynsbegäran.docx
@@ -577,7 +577,7 @@
     <w:r>
       <w:tab/>
       <w:tab/>
-      <w:t>2026-07-24</w:t>
+      <w:t>2026-07-25</w:t>
       <w:br/>
       <w:br/>
     </w:r>

--- a/tillsyn/A 19705-2022 tillsynsbegäran.docx
+++ b/tillsyn/A 19705-2022 tillsynsbegäran.docx
@@ -577,7 +577,7 @@
     <w:r>
       <w:tab/>
       <w:tab/>
-      <w:t>2026-07-25</w:t>
+      <w:t>2026-07-26</w:t>
       <w:br/>
       <w:br/>
     </w:r>

--- a/tillsyn/A 19705-2022 tillsynsbegäran.docx
+++ b/tillsyn/A 19705-2022 tillsynsbegäran.docx
@@ -577,7 +577,7 @@
     <w:r>
       <w:tab/>
       <w:tab/>
-      <w:t>2026-07-26</w:t>
+      <w:t>2026-07-27</w:t>
       <w:br/>
       <w:br/>
     </w:r>

--- a/tillsyn/A 19705-2022 tillsynsbegäran.docx
+++ b/tillsyn/A 19705-2022 tillsynsbegäran.docx
@@ -577,7 +577,7 @@
     <w:r>
       <w:tab/>
       <w:tab/>
-      <w:t>2026-07-27</w:t>
+      <w:t>2026-07-28</w:t>
       <w:br/>
       <w:br/>
     </w:r>

--- a/tillsyn/A 19705-2022 tillsynsbegäran.docx
+++ b/tillsyn/A 19705-2022 tillsynsbegäran.docx
@@ -577,7 +577,7 @@
     <w:r>
       <w:tab/>
       <w:tab/>
-      <w:t>2026-07-28</w:t>
+      <w:t>2026-07-29</w:t>
       <w:br/>
       <w:br/>
     </w:r>

--- a/tillsyn/A 19705-2022 tillsynsbegäran.docx
+++ b/tillsyn/A 19705-2022 tillsynsbegäran.docx
@@ -577,7 +577,7 @@
     <w:r>
       <w:tab/>
       <w:tab/>
-      <w:t>2026-07-29</w:t>
+      <w:t>2026-07-30</w:t>
       <w:br/>
       <w:br/>
     </w:r>

--- a/tillsyn/A 19705-2022 tillsynsbegäran.docx
+++ b/tillsyn/A 19705-2022 tillsynsbegäran.docx
@@ -577,7 +577,7 @@
     <w:r>
       <w:tab/>
       <w:tab/>
-      <w:t>2026-07-30</w:t>
+      <w:t>2026-07-31</w:t>
       <w:br/>
       <w:br/>
     </w:r>

--- a/tillsyn/A 19705-2022 tillsynsbegäran.docx
+++ b/tillsyn/A 19705-2022 tillsynsbegäran.docx
@@ -577,7 +577,7 @@
     <w:r>
       <w:tab/>
       <w:tab/>
-      <w:t>2026-07-31</w:t>
+      <w:t>2026-08-01</w:t>
       <w:br/>
       <w:br/>
     </w:r>

--- a/tillsyn/A 19705-2022 tillsynsbegäran.docx
+++ b/tillsyn/A 19705-2022 tillsynsbegäran.docx
@@ -577,7 +577,7 @@
     <w:r>
       <w:tab/>
       <w:tab/>
-      <w:t>2026-08-01</w:t>
+      <w:t>2026-08-02</w:t>
       <w:br/>
       <w:br/>
     </w:r>

--- a/tillsyn/A 19705-2022 tillsynsbegäran.docx
+++ b/tillsyn/A 19705-2022 tillsynsbegäran.docx
@@ -577,7 +577,7 @@
     <w:r>
       <w:tab/>
       <w:tab/>
-      <w:t>2026-08-02</w:t>
+      <w:t>2026-08-03</w:t>
       <w:br/>
       <w:br/>
     </w:r>

--- a/tillsyn/A 19705-2022 tillsynsbegäran.docx
+++ b/tillsyn/A 19705-2022 tillsynsbegäran.docx
@@ -577,7 +577,7 @@
     <w:r>
       <w:tab/>
       <w:tab/>
-      <w:t>2026-08-03</w:t>
+      <w:t>2026-08-05</w:t>
       <w:br/>
       <w:br/>
     </w:r>

--- a/tillsyn/A 19705-2022 tillsynsbegäran.docx
+++ b/tillsyn/A 19705-2022 tillsynsbegäran.docx
@@ -577,7 +577,7 @@
     <w:r>
       <w:tab/>
       <w:tab/>
-      <w:t>2026-08-05</w:t>
+      <w:t>2026-08-07</w:t>
       <w:br/>
       <w:br/>
     </w:r>

--- a/tillsyn/A 19705-2022 tillsynsbegäran.docx
+++ b/tillsyn/A 19705-2022 tillsynsbegäran.docx
@@ -577,7 +577,7 @@
     <w:r>
       <w:tab/>
       <w:tab/>
-      <w:t>2026-08-07</w:t>
+      <w:t>2026-08-08</w:t>
       <w:br/>
       <w:br/>
     </w:r>

--- a/tillsyn/A 19705-2022 tillsynsbegäran.docx
+++ b/tillsyn/A 19705-2022 tillsynsbegäran.docx
@@ -60,7 +60,7 @@
         <w:spacing w:after="240"/>
       </w:pPr>
       <w:r>
-        <w:t>Figur 1. Fyndplatser för naturvårdsarter i och inom 8 meter från avverkningsanmälan. Markörer utan svart kant är placerade på fyndplatsen. Markörer med svart kant är placerade vid sidan av fyndplatsen har ett svart streck som visar fyndplatsens exakta position. Kartans mittpunktskoordinat är N 7103430, E 668938 i SWEREF 99 TM.</w:t>
+        <w:t>Figur 1. Fyndplatser för naturvårdsarter i och inom 8 meter från avverkningsanmälan. Markörer utan svart kant är placerade på fyndplatsen. Markörer med svart kant är placerade vid sidan av fyndplatsen och har ett svart streck som visar fyndplatsens exakta position. Kartans mittpunktskoordinat är N 7103430, E 668938 i SWEREF 99 TM.</w:t>
       </w:r>
     </w:p>
     <w:p>
@@ -577,7 +577,7 @@
     <w:r>
       <w:tab/>
       <w:tab/>
-      <w:t>2026-08-14</w:t>
+      <w:t>2026-08-15</w:t>
       <w:br/>
       <w:br/>
     </w:r>

--- a/tillsyn/A 19705-2022 tillsynsbegäran.docx
+++ b/tillsyn/A 19705-2022 tillsynsbegäran.docx
@@ -577,7 +577,7 @@
     <w:r>
       <w:tab/>
       <w:tab/>
-      <w:t>2026-08-15</w:t>
+      <w:t>2026-08-16</w:t>
       <w:br/>
       <w:br/>
     </w:r>

--- a/tillsyn/A 19705-2022 tillsynsbegäran.docx
+++ b/tillsyn/A 19705-2022 tillsynsbegäran.docx
@@ -577,7 +577,7 @@
     <w:r>
       <w:tab/>
       <w:tab/>
-      <w:t>2026-08-16</w:t>
+      <w:t>2026-08-17</w:t>
       <w:br/>
       <w:br/>
     </w:r>

--- a/tillsyn/A 19705-2022 tillsynsbegäran.docx
+++ b/tillsyn/A 19705-2022 tillsynsbegäran.docx
@@ -577,7 +577,7 @@
     <w:r>
       <w:tab/>
       <w:tab/>
-      <w:t>2026-08-17</w:t>
+      <w:t>2026-08-18</w:t>
       <w:br/>
       <w:br/>
     </w:r>

--- a/tillsyn/A 19705-2022 tillsynsbegäran.docx
+++ b/tillsyn/A 19705-2022 tillsynsbegäran.docx
@@ -577,7 +577,7 @@
     <w:r>
       <w:tab/>
       <w:tab/>
-      <w:t>2026-08-18</w:t>
+      <w:t>2026-08-19</w:t>
       <w:br/>
       <w:br/>
     </w:r>

--- a/tillsyn/A 19705-2022 tillsynsbegäran.docx
+++ b/tillsyn/A 19705-2022 tillsynsbegäran.docx
@@ -577,7 +577,7 @@
     <w:r>
       <w:tab/>
       <w:tab/>
-      <w:t>2026-08-19</w:t>
+      <w:t>2026-08-20</w:t>
       <w:br/>
       <w:br/>
     </w:r>

--- a/tillsyn/A 19705-2022 tillsynsbegäran.docx
+++ b/tillsyn/A 19705-2022 tillsynsbegäran.docx
@@ -577,7 +577,7 @@
     <w:r>
       <w:tab/>
       <w:tab/>
-      <w:t>2026-08-20</w:t>
+      <w:t>2026-08-21</w:t>
       <w:br/>
       <w:br/>
     </w:r>

--- a/tillsyn/A 19705-2022 tillsynsbegäran.docx
+++ b/tillsyn/A 19705-2022 tillsynsbegäran.docx
@@ -577,7 +577,7 @@
     <w:r>
       <w:tab/>
       <w:tab/>
-      <w:t>2026-08-21</w:t>
+      <w:t>2026-08-22</w:t>
       <w:br/>
       <w:br/>
     </w:r>

--- a/tillsyn/A 19705-2022 tillsynsbegäran.docx
+++ b/tillsyn/A 19705-2022 tillsynsbegäran.docx
@@ -577,7 +577,7 @@
     <w:r>
       <w:tab/>
       <w:tab/>
-      <w:t>2026-08-22</w:t>
+      <w:t>2026-08-23</w:t>
       <w:br/>
       <w:br/>
     </w:r>

--- a/tillsyn/A 19705-2022 tillsynsbegäran.docx
+++ b/tillsyn/A 19705-2022 tillsynsbegäran.docx
@@ -577,7 +577,7 @@
     <w:r>
       <w:tab/>
       <w:tab/>
-      <w:t>2026-08-23</w:t>
+      <w:t>2026-08-24</w:t>
       <w:br/>
       <w:br/>
     </w:r>

--- a/tillsyn/A 19705-2022 tillsynsbegäran.docx
+++ b/tillsyn/A 19705-2022 tillsynsbegäran.docx
@@ -577,7 +577,7 @@
     <w:r>
       <w:tab/>
       <w:tab/>
-      <w:t>2026-08-24</w:t>
+      <w:t>2026-08-25</w:t>
       <w:br/>
       <w:br/>
     </w:r>

--- a/tillsyn/A 19705-2022 tillsynsbegäran.docx
+++ b/tillsyn/A 19705-2022 tillsynsbegäran.docx
@@ -577,7 +577,7 @@
     <w:r>
       <w:tab/>
       <w:tab/>
-      <w:t>2026-08-25</w:t>
+      <w:t>2026-08-26</w:t>
       <w:br/>
       <w:br/>
     </w:r>

--- a/tillsyn/A 19705-2022 tillsynsbegäran.docx
+++ b/tillsyn/A 19705-2022 tillsynsbegäran.docx
@@ -577,7 +577,7 @@
     <w:r>
       <w:tab/>
       <w:tab/>
-      <w:t>2026-08-26</w:t>
+      <w:t>2026-08-27</w:t>
       <w:br/>
       <w:br/>
     </w:r>

--- a/tillsyn/A 19705-2022 tillsynsbegäran.docx
+++ b/tillsyn/A 19705-2022 tillsynsbegäran.docx
@@ -577,7 +577,7 @@
     <w:r>
       <w:tab/>
       <w:tab/>
-      <w:t>2026-08-27</w:t>
+      <w:t>2026-08-28</w:t>
       <w:br/>
       <w:br/>
     </w:r>

--- a/tillsyn/A 19705-2022 tillsynsbegäran.docx
+++ b/tillsyn/A 19705-2022 tillsynsbegäran.docx
@@ -577,7 +577,7 @@
     <w:r>
       <w:tab/>
       <w:tab/>
-      <w:t>2026-08-28</w:t>
+      <w:t>2026-08-29</w:t>
       <w:br/>
       <w:br/>
     </w:r>

--- a/tillsyn/A 19705-2022 tillsynsbegäran.docx
+++ b/tillsyn/A 19705-2022 tillsynsbegäran.docx
@@ -577,7 +577,7 @@
     <w:r>
       <w:tab/>
       <w:tab/>
-      <w:t>2026-08-29</w:t>
+      <w:t>2026-08-31</w:t>
       <w:br/>
       <w:br/>
     </w:r>

--- a/tillsyn/A 19705-2022 tillsynsbegäran.docx
+++ b/tillsyn/A 19705-2022 tillsynsbegäran.docx
@@ -577,7 +577,7 @@
     <w:r>
       <w:tab/>
       <w:tab/>
-      <w:t>2026-08-31</w:t>
+      <w:t>2026-09-01</w:t>
       <w:br/>
       <w:br/>
     </w:r>

--- a/tillsyn/A 19705-2022 tillsynsbegäran.docx
+++ b/tillsyn/A 19705-2022 tillsynsbegäran.docx
@@ -577,7 +577,7 @@
     <w:r>
       <w:tab/>
       <w:tab/>
-      <w:t>2026-09-01</w:t>
+      <w:t>2026-09-02</w:t>
       <w:br/>
       <w:br/>
     </w:r>

--- a/tillsyn/A 19705-2022 tillsynsbegäran.docx
+++ b/tillsyn/A 19705-2022 tillsynsbegäran.docx
@@ -577,7 +577,7 @@
     <w:r>
       <w:tab/>
       <w:tab/>
-      <w:t>2026-09-02</w:t>
+      <w:t>2026-09-03</w:t>
       <w:br/>
       <w:br/>
     </w:r>

--- a/tillsyn/A 19705-2022 tillsynsbegäran.docx
+++ b/tillsyn/A 19705-2022 tillsynsbegäran.docx
@@ -577,7 +577,7 @@
     <w:r>
       <w:tab/>
       <w:tab/>
-      <w:t>2026-09-03</w:t>
+      <w:t>2026-09-04</w:t>
       <w:br/>
       <w:br/>
     </w:r>

--- a/tillsyn/A 19705-2022 tillsynsbegäran.docx
+++ b/tillsyn/A 19705-2022 tillsynsbegäran.docx
@@ -577,7 +577,7 @@
     <w:r>
       <w:tab/>
       <w:tab/>
-      <w:t>2026-09-04</w:t>
+      <w:t>2026-09-05</w:t>
       <w:br/>
       <w:br/>
     </w:r>

--- a/tillsyn/A 19705-2022 tillsynsbegäran.docx
+++ b/tillsyn/A 19705-2022 tillsynsbegäran.docx
@@ -577,7 +577,7 @@
     <w:r>
       <w:tab/>
       <w:tab/>
-      <w:t>2026-09-05</w:t>
+      <w:t>2026-09-06</w:t>
       <w:br/>
       <w:br/>
     </w:r>

--- a/tillsyn/A 19705-2022 tillsynsbegäran.docx
+++ b/tillsyn/A 19705-2022 tillsynsbegäran.docx
@@ -577,7 +577,7 @@
     <w:r>
       <w:tab/>
       <w:tab/>
-      <w:t>2026-09-06</w:t>
+      <w:t>2026-09-07</w:t>
       <w:br/>
       <w:br/>
     </w:r>

--- a/tillsyn/A 19705-2022 tillsynsbegäran.docx
+++ b/tillsyn/A 19705-2022 tillsynsbegäran.docx
@@ -577,7 +577,7 @@
     <w:r>
       <w:tab/>
       <w:tab/>
-      <w:t>2026-09-07</w:t>
+      <w:t>2026-09-08</w:t>
       <w:br/>
       <w:br/>
     </w:r>

--- a/tillsyn/A 19705-2022 tillsynsbegäran.docx
+++ b/tillsyn/A 19705-2022 tillsynsbegäran.docx
@@ -577,7 +577,7 @@
     <w:r>
       <w:tab/>
       <w:tab/>
-      <w:t>2026-09-08</w:t>
+      <w:t>2026-09-09</w:t>
       <w:br/>
       <w:br/>
     </w:r>

--- a/tillsyn/A 19705-2022 tillsynsbegäran.docx
+++ b/tillsyn/A 19705-2022 tillsynsbegäran.docx
@@ -577,7 +577,7 @@
     <w:r>
       <w:tab/>
       <w:tab/>
-      <w:t>2026-09-09</w:t>
+      <w:t>2026-09-10</w:t>
       <w:br/>
       <w:br/>
     </w:r>

--- a/tillsyn/A 19705-2022 tillsynsbegäran.docx
+++ b/tillsyn/A 19705-2022 tillsynsbegäran.docx
@@ -577,7 +577,7 @@
     <w:r>
       <w:tab/>
       <w:tab/>
-      <w:t>2026-09-10</w:t>
+      <w:t>2026-09-11</w:t>
       <w:br/>
       <w:br/>
     </w:r>

--- a/tillsyn/A 19705-2022 tillsynsbegäran.docx
+++ b/tillsyn/A 19705-2022 tillsynsbegäran.docx
@@ -577,7 +577,7 @@
     <w:r>
       <w:tab/>
       <w:tab/>
-      <w:t>2026-09-11</w:t>
+      <w:t>2026-09-12</w:t>
       <w:br/>
       <w:br/>
     </w:r>
